--- a/resume.docx
+++ b/resume.docx
@@ -101,7 +101,21 @@
         <w:rPr>
           <w:rFonts w:cstheme="minorHAnsi"/>
         </w:rPr>
-        <w:t>Reduces cyber risk and operational delays by teaching best practices. Communicates technical information to non-technical people. A lifelong learner who is quick to adopt and implement new technologies. Business instructor experience brings a financial approach to determine cost-effectiveness of security controls. Continuously upskilling through certifications, home lab work, and GRC frameworks to stay current in GRC and cybersecurity.</w:t>
+        <w:t xml:space="preserve">Reduces cyber risk and operational delays by teaching best practices. Communicates technical information to non-technical people. A lifelong learner who is quick to adopt and implement new technologies. Business instructor experience brings a financial approach to </w:t>
+      </w:r>
+      <w:proofErr w:type="gramStart"/>
+      <w:r>
+        <w:rPr>
+          <w:rFonts w:cstheme="minorHAnsi"/>
+        </w:rPr>
+        <w:t>determine</w:t>
+      </w:r>
+      <w:proofErr w:type="gramEnd"/>
+      <w:r>
+        <w:rPr>
+          <w:rFonts w:cstheme="minorHAnsi"/>
+        </w:rPr>
+        <w:t xml:space="preserve"> cost-effectiveness of security controls. Continuously upskilling through certifications, home lab work, and GRC frameworks to stay current in GRC and cybersecurity.</w:t>
       </w:r>
     </w:p>
     <w:p>
@@ -232,7 +246,15 @@
         <w:t>Federal Aviation Administration for</w:t>
       </w:r>
       <w:r>
-        <w:t xml:space="preserve"> an ROI savings of</w:t>
+        <w:t xml:space="preserve"> </w:t>
+      </w:r>
+      <w:proofErr w:type="gramStart"/>
+      <w:r>
+        <w:t>an</w:t>
+      </w:r>
+      <w:proofErr w:type="gramEnd"/>
+      <w:r>
+        <w:t xml:space="preserve"> ROI savings of</w:t>
       </w:r>
       <w:r>
         <w:t xml:space="preserve"> $250,000</w:t>
@@ -424,7 +446,15 @@
         <w:contextualSpacing w:val="0"/>
       </w:pPr>
       <w:r>
-        <w:t>Led an international cybersecurity course for Mangate (India), providing South Korean students with practical expertise in risk management, security controls, and IT security best practices.</w:t>
+        <w:t xml:space="preserve">Led an international cybersecurity course for </w:t>
+      </w:r>
+      <w:proofErr w:type="spellStart"/>
+      <w:r>
+        <w:t>Mangate</w:t>
+      </w:r>
+      <w:proofErr w:type="spellEnd"/>
+      <w:r>
+        <w:t xml:space="preserve"> (India), providing South Korean students with practical expertise in risk management, security controls, and IT security best practices.</w:t>
       </w:r>
     </w:p>
     <w:p>
@@ -458,6 +488,12 @@
         </w:rPr>
         <w:t>Pursued continuous professional development by operating a VMware-based home lab to validate security controls and deepen practical understanding of ethical hacking techniques.</w:t>
       </w:r>
+      <w:r>
+        <w:rPr>
+          <w:rFonts w:cstheme="minorHAnsi"/>
+        </w:rPr>
+        <w:br/>
+      </w:r>
     </w:p>
     <w:p>
       <w:pPr>
@@ -661,8 +697,13 @@
           <w:b/>
         </w:rPr>
       </w:pPr>
-      <w:r>
-        <w:t xml:space="preserve">Participated in several key projects, including: </w:t>
+      <w:proofErr w:type="gramStart"/>
+      <w:r>
+        <w:t>Participated</w:t>
+      </w:r>
+      <w:proofErr w:type="gramEnd"/>
+      <w:r>
+        <w:t xml:space="preserve"> in several key projects, including: </w:t>
       </w:r>
     </w:p>
     <w:p>
@@ -857,7 +898,23 @@
           <w:rFonts w:cstheme="minorHAnsi"/>
           <w:b/>
         </w:rPr>
-        <w:t xml:space="preserve"> Abbtech Professional Services</w:t>
+        <w:t xml:space="preserve"> </w:t>
+      </w:r>
+      <w:proofErr w:type="spellStart"/>
+      <w:r>
+        <w:rPr>
+          <w:rFonts w:cstheme="minorHAnsi"/>
+          <w:b/>
+        </w:rPr>
+        <w:t>Abbtech</w:t>
+      </w:r>
+      <w:proofErr w:type="spellEnd"/>
+      <w:r>
+        <w:rPr>
+          <w:rFonts w:cstheme="minorHAnsi"/>
+          <w:b/>
+        </w:rPr>
+        <w:t xml:space="preserve"> Professional Services</w:t>
       </w:r>
       <w:r>
         <w:rPr>
@@ -1041,7 +1098,15 @@
         </w:rPr>
       </w:pPr>
       <w:r>
-        <w:t>Provided Tier 2 help desk support.  Installed and configured endpoints and media equipment</w:t>
+        <w:t xml:space="preserve">Provided Tier 2 </w:t>
+      </w:r>
+      <w:proofErr w:type="gramStart"/>
+      <w:r>
+        <w:t>help</w:t>
+      </w:r>
+      <w:proofErr w:type="gramEnd"/>
+      <w:r>
+        <w:t xml:space="preserve"> desk support.  Installed and configured endpoints and media equipment</w:t>
       </w:r>
       <w:r>
         <w:rPr>
@@ -1599,6 +1664,7 @@
           <w:szCs w:val="22"/>
         </w:rPr>
       </w:pPr>
+      <w:proofErr w:type="spellStart"/>
       <w:r>
         <w:rPr>
           <w:rFonts w:ascii="Calibri" w:hAnsi="Calibri" w:cstheme="minorHAnsi"/>
@@ -1607,7 +1673,18 @@
           <w:sz w:val="22"/>
           <w:szCs w:val="22"/>
         </w:rPr>
-        <w:t>Akylade Artificial Intelligence Security Practitioner, Cyber Resilience Fundamentals</w:t>
+        <w:t>Akylade</w:t>
+      </w:r>
+      <w:proofErr w:type="spellEnd"/>
+      <w:r>
+        <w:rPr>
+          <w:rFonts w:ascii="Calibri" w:hAnsi="Calibri" w:cstheme="minorHAnsi"/>
+          <w:bCs/>
+          <w:iCs/>
+          <w:sz w:val="22"/>
+          <w:szCs w:val="22"/>
+        </w:rPr>
+        <w:t xml:space="preserve"> Artificial Intelligence Security Practitioner, Cyber Resilience Fundamentals</w:t>
       </w:r>
     </w:p>
     <w:p>
@@ -1682,7 +1759,15 @@
     </w:p>
     <w:p>
       <w:r>
-        <w:t>The Charlotte Metro Information Systems Security Association (ISSA) is a non-profit group dedicated to providing educational and networking opportunities to members in order to promote the exchange of ideas, knowledge, and growth within the information security profession.</w:t>
+        <w:t xml:space="preserve">The Charlotte Metro Information Systems Security Association (ISSA) is a non-profit group dedicated to providing educational and networking opportunities to members </w:t>
+      </w:r>
+      <w:proofErr w:type="gramStart"/>
+      <w:r>
+        <w:t>in order to</w:t>
+      </w:r>
+      <w:proofErr w:type="gramEnd"/>
+      <w:r>
+        <w:t xml:space="preserve"> promote the exchange of ideas, knowledge, and growth within the information security profession.</w:t>
       </w:r>
     </w:p>
     <w:p/>

--- a/resume.docx
+++ b/resume.docx
@@ -101,21 +101,19 @@
         <w:rPr>
           <w:rFonts w:cstheme="minorHAnsi"/>
         </w:rPr>
-        <w:t xml:space="preserve">Reduces cyber risk and operational delays by teaching best practices. Communicates technical information to non-technical people. A lifelong learner who is quick to adopt and implement new technologies. Business instructor experience brings a financial approach to </w:t>
-      </w:r>
-      <w:proofErr w:type="gramStart"/>
-      <w:r>
-        <w:rPr>
-          <w:rFonts w:cstheme="minorHAnsi"/>
-        </w:rPr>
-        <w:t>determine</w:t>
-      </w:r>
-      <w:proofErr w:type="gramEnd"/>
-      <w:r>
-        <w:rPr>
-          <w:rFonts w:cstheme="minorHAnsi"/>
-        </w:rPr>
-        <w:t xml:space="preserve"> cost-effectiveness of security controls. Continuously upskilling through certifications, home lab work, and GRC frameworks to stay current in GRC and cybersecurity.</w:t>
+        <w:t xml:space="preserve">Reduces cyber risk and operational delays by teaching best practices. Communicates technical information to non-technical people. A lifelong learner who is quick to adopt and implement new technologies. Business instructor experience brings a financial approach to determine cost-effectiveness of security controls. Continuously upskilling through certifications, home lab work, and GRC frameworks to stay current in </w:t>
+      </w:r>
+      <w:r>
+        <w:rPr>
+          <w:rFonts w:cstheme="minorHAnsi"/>
+        </w:rPr>
+        <w:t>GRC</w:t>
+      </w:r>
+      <w:r>
+        <w:rPr>
+          <w:rFonts w:cstheme="minorHAnsi"/>
+        </w:rPr>
+        <w:t xml:space="preserve"> and cybersecurity.</w:t>
       </w:r>
     </w:p>
     <w:p>
@@ -246,15 +244,7 @@
         <w:t>Federal Aviation Administration for</w:t>
       </w:r>
       <w:r>
-        <w:t xml:space="preserve"> </w:t>
-      </w:r>
-      <w:proofErr w:type="gramStart"/>
-      <w:r>
-        <w:t>an</w:t>
-      </w:r>
-      <w:proofErr w:type="gramEnd"/>
-      <w:r>
-        <w:t xml:space="preserve"> ROI savings of</w:t>
+        <w:t xml:space="preserve"> an ROI savings of</w:t>
       </w:r>
       <w:r>
         <w:t xml:space="preserve"> $250,000</w:t>
@@ -446,15 +436,7 @@
         <w:contextualSpacing w:val="0"/>
       </w:pPr>
       <w:r>
-        <w:t xml:space="preserve">Led an international cybersecurity course for </w:t>
-      </w:r>
-      <w:proofErr w:type="spellStart"/>
-      <w:r>
-        <w:t>Mangate</w:t>
-      </w:r>
-      <w:proofErr w:type="spellEnd"/>
-      <w:r>
-        <w:t xml:space="preserve"> (India), providing South Korean students with practical expertise in risk management, security controls, and IT security best practices.</w:t>
+        <w:t>Led an international cybersecurity course for Mangate (India), providing South Korean students with practical expertise in risk management, security controls, and IT security best practices.</w:t>
       </w:r>
     </w:p>
     <w:p>
@@ -697,13 +679,8 @@
           <w:b/>
         </w:rPr>
       </w:pPr>
-      <w:proofErr w:type="gramStart"/>
-      <w:r>
-        <w:t>Participated</w:t>
-      </w:r>
-      <w:proofErr w:type="gramEnd"/>
-      <w:r>
-        <w:t xml:space="preserve"> in several key projects, including: </w:t>
+      <w:r>
+        <w:t xml:space="preserve">Participated in several key projects, including: </w:t>
       </w:r>
     </w:p>
     <w:p>
@@ -898,23 +875,7 @@
           <w:rFonts w:cstheme="minorHAnsi"/>
           <w:b/>
         </w:rPr>
-        <w:t xml:space="preserve"> </w:t>
-      </w:r>
-      <w:proofErr w:type="spellStart"/>
-      <w:r>
-        <w:rPr>
-          <w:rFonts w:cstheme="minorHAnsi"/>
-          <w:b/>
-        </w:rPr>
-        <w:t>Abbtech</w:t>
-      </w:r>
-      <w:proofErr w:type="spellEnd"/>
-      <w:r>
-        <w:rPr>
-          <w:rFonts w:cstheme="minorHAnsi"/>
-          <w:b/>
-        </w:rPr>
-        <w:t xml:space="preserve"> Professional Services</w:t>
+        <w:t xml:space="preserve"> Abbtech Professional Services</w:t>
       </w:r>
       <w:r>
         <w:rPr>
@@ -1098,15 +1059,7 @@
         </w:rPr>
       </w:pPr>
       <w:r>
-        <w:t xml:space="preserve">Provided Tier 2 </w:t>
-      </w:r>
-      <w:proofErr w:type="gramStart"/>
-      <w:r>
-        <w:t>help</w:t>
-      </w:r>
-      <w:proofErr w:type="gramEnd"/>
-      <w:r>
-        <w:t xml:space="preserve"> desk support.  Installed and configured endpoints and media equipment</w:t>
+        <w:t>Provided Tier 2 help desk support.  Installed and configured endpoints and media equipment</w:t>
       </w:r>
       <w:r>
         <w:rPr>
@@ -1664,7 +1617,6 @@
           <w:szCs w:val="22"/>
         </w:rPr>
       </w:pPr>
-      <w:proofErr w:type="spellStart"/>
       <w:r>
         <w:rPr>
           <w:rFonts w:ascii="Calibri" w:hAnsi="Calibri" w:cstheme="minorHAnsi"/>
@@ -1673,18 +1625,7 @@
           <w:sz w:val="22"/>
           <w:szCs w:val="22"/>
         </w:rPr>
-        <w:t>Akylade</w:t>
-      </w:r>
-      <w:proofErr w:type="spellEnd"/>
-      <w:r>
-        <w:rPr>
-          <w:rFonts w:ascii="Calibri" w:hAnsi="Calibri" w:cstheme="minorHAnsi"/>
-          <w:bCs/>
-          <w:iCs/>
-          <w:sz w:val="22"/>
-          <w:szCs w:val="22"/>
-        </w:rPr>
-        <w:t xml:space="preserve"> Artificial Intelligence Security Practitioner, Cyber Resilience Fundamentals</w:t>
+        <w:t>Akylade Artificial Intelligence Security Practitioner, Cyber Resilience Fundamentals</w:t>
       </w:r>
     </w:p>
     <w:p>
@@ -1759,15 +1700,7 @@
     </w:p>
     <w:p>
       <w:r>
-        <w:t xml:space="preserve">The Charlotte Metro Information Systems Security Association (ISSA) is a non-profit group dedicated to providing educational and networking opportunities to members </w:t>
-      </w:r>
-      <w:proofErr w:type="gramStart"/>
-      <w:r>
-        <w:t>in order to</w:t>
-      </w:r>
-      <w:proofErr w:type="gramEnd"/>
-      <w:r>
-        <w:t xml:space="preserve"> promote the exchange of ideas, knowledge, and growth within the information security profession.</w:t>
+        <w:t>The Charlotte Metro Information Systems Security Association (ISSA) is a non-profit group dedicated to providing educational and networking opportunities to members in order to promote the exchange of ideas, knowledge, and growth within the information security profession.</w:t>
       </w:r>
     </w:p>
     <w:p/>

--- a/resume.docx
+++ b/resume.docx
@@ -73,6 +73,9 @@
           <w:t>LinkedIn</w:t>
         </w:r>
       </w:hyperlink>
+      <w:r>
+        <w:t xml:space="preserve"> </w:t>
+      </w:r>
     </w:p>
     <w:p>
       <w:pPr>
@@ -101,7 +104,21 @@
         <w:rPr>
           <w:rFonts w:cstheme="minorHAnsi"/>
         </w:rPr>
-        <w:t xml:space="preserve">Reduces cyber risk and operational delays by teaching best practices. Communicates technical information to non-technical people. A lifelong learner who is quick to adopt and implement new technologies. Business instructor experience brings a financial approach to determine cost-effectiveness of security controls. Continuously upskilling through certifications, home lab work, and GRC frameworks to stay current in </w:t>
+        <w:t xml:space="preserve">Reduces cyber risk and operational delays by teaching best practices. Communicates technical information to non-technical people. A lifelong learner who is quick to adopt and implement new technologies. Business instructor experience brings a financial approach to </w:t>
+      </w:r>
+      <w:proofErr w:type="gramStart"/>
+      <w:r>
+        <w:rPr>
+          <w:rFonts w:cstheme="minorHAnsi"/>
+        </w:rPr>
+        <w:t>determine</w:t>
+      </w:r>
+      <w:proofErr w:type="gramEnd"/>
+      <w:r>
+        <w:rPr>
+          <w:rFonts w:cstheme="minorHAnsi"/>
+        </w:rPr>
+        <w:t xml:space="preserve"> cost-effectiveness of security controls. Continuously upskilling through certifications, home lab work, and GRC frameworks to stay current in </w:t>
       </w:r>
       <w:r>
         <w:rPr>
@@ -244,7 +261,15 @@
         <w:t>Federal Aviation Administration for</w:t>
       </w:r>
       <w:r>
-        <w:t xml:space="preserve"> an ROI savings of</w:t>
+        <w:t xml:space="preserve"> </w:t>
+      </w:r>
+      <w:proofErr w:type="gramStart"/>
+      <w:r>
+        <w:t>an</w:t>
+      </w:r>
+      <w:proofErr w:type="gramEnd"/>
+      <w:r>
+        <w:t xml:space="preserve"> ROI savings of</w:t>
       </w:r>
       <w:r>
         <w:t xml:space="preserve"> $250,000</w:t>
@@ -436,7 +461,15 @@
         <w:contextualSpacing w:val="0"/>
       </w:pPr>
       <w:r>
-        <w:t>Led an international cybersecurity course for Mangate (India), providing South Korean students with practical expertise in risk management, security controls, and IT security best practices.</w:t>
+        <w:t xml:space="preserve">Led an international cybersecurity course for </w:t>
+      </w:r>
+      <w:proofErr w:type="spellStart"/>
+      <w:r>
+        <w:t>Mangate</w:t>
+      </w:r>
+      <w:proofErr w:type="spellEnd"/>
+      <w:r>
+        <w:t xml:space="preserve"> (India), providing South Korean students with practical expertise in risk management, security controls, and IT security best practices.</w:t>
       </w:r>
     </w:p>
     <w:p>
@@ -679,8 +712,13 @@
           <w:b/>
         </w:rPr>
       </w:pPr>
-      <w:r>
-        <w:t xml:space="preserve">Participated in several key projects, including: </w:t>
+      <w:proofErr w:type="gramStart"/>
+      <w:r>
+        <w:t>Participated</w:t>
+      </w:r>
+      <w:proofErr w:type="gramEnd"/>
+      <w:r>
+        <w:t xml:space="preserve"> in several key projects, including: </w:t>
       </w:r>
     </w:p>
     <w:p>
@@ -875,7 +913,23 @@
           <w:rFonts w:cstheme="minorHAnsi"/>
           <w:b/>
         </w:rPr>
-        <w:t xml:space="preserve"> Abbtech Professional Services</w:t>
+        <w:t xml:space="preserve"> </w:t>
+      </w:r>
+      <w:proofErr w:type="spellStart"/>
+      <w:r>
+        <w:rPr>
+          <w:rFonts w:cstheme="minorHAnsi"/>
+          <w:b/>
+        </w:rPr>
+        <w:t>Abbtech</w:t>
+      </w:r>
+      <w:proofErr w:type="spellEnd"/>
+      <w:r>
+        <w:rPr>
+          <w:rFonts w:cstheme="minorHAnsi"/>
+          <w:b/>
+        </w:rPr>
+        <w:t xml:space="preserve"> Professional Services</w:t>
       </w:r>
       <w:r>
         <w:rPr>
@@ -1059,7 +1113,15 @@
         </w:rPr>
       </w:pPr>
       <w:r>
-        <w:t>Provided Tier 2 help desk support.  Installed and configured endpoints and media equipment</w:t>
+        <w:t xml:space="preserve">Provided Tier 2 </w:t>
+      </w:r>
+      <w:proofErr w:type="gramStart"/>
+      <w:r>
+        <w:t>help</w:t>
+      </w:r>
+      <w:proofErr w:type="gramEnd"/>
+      <w:r>
+        <w:t xml:space="preserve"> desk support.  Installed and configured endpoints and media equipment</w:t>
       </w:r>
       <w:r>
         <w:rPr>
@@ -1617,6 +1679,7 @@
           <w:szCs w:val="22"/>
         </w:rPr>
       </w:pPr>
+      <w:proofErr w:type="spellStart"/>
       <w:r>
         <w:rPr>
           <w:rFonts w:ascii="Calibri" w:hAnsi="Calibri" w:cstheme="minorHAnsi"/>
@@ -1625,7 +1688,18 @@
           <w:sz w:val="22"/>
           <w:szCs w:val="22"/>
         </w:rPr>
-        <w:t>Akylade Artificial Intelligence Security Practitioner, Cyber Resilience Fundamentals</w:t>
+        <w:t>Akylade</w:t>
+      </w:r>
+      <w:proofErr w:type="spellEnd"/>
+      <w:r>
+        <w:rPr>
+          <w:rFonts w:ascii="Calibri" w:hAnsi="Calibri" w:cstheme="minorHAnsi"/>
+          <w:bCs/>
+          <w:iCs/>
+          <w:sz w:val="22"/>
+          <w:szCs w:val="22"/>
+        </w:rPr>
+        <w:t xml:space="preserve"> Artificial Intelligence Security Practitioner, Cyber Resilience Fundamentals</w:t>
       </w:r>
     </w:p>
     <w:p>
@@ -1700,7 +1774,15 @@
     </w:p>
     <w:p>
       <w:r>
-        <w:t>The Charlotte Metro Information Systems Security Association (ISSA) is a non-profit group dedicated to providing educational and networking opportunities to members in order to promote the exchange of ideas, knowledge, and growth within the information security profession.</w:t>
+        <w:t xml:space="preserve">The Charlotte Metro Information Systems Security Association (ISSA) is a non-profit group dedicated to providing educational and networking opportunities to members </w:t>
+      </w:r>
+      <w:proofErr w:type="gramStart"/>
+      <w:r>
+        <w:t>in order to</w:t>
+      </w:r>
+      <w:proofErr w:type="gramEnd"/>
+      <w:r>
+        <w:t xml:space="preserve"> promote the exchange of ideas, knowledge, and growth within the information security profession.</w:t>
       </w:r>
     </w:p>
     <w:p/>

--- a/resume.docx
+++ b/resume.docx
@@ -73,6 +73,9 @@
           <w:t>LinkedIn</w:t>
         </w:r>
       </w:hyperlink>
+      <w:r>
+        <w:t xml:space="preserve"> </w:t>
+      </w:r>
       <w:r>
         <w:t xml:space="preserve"> </w:t>
       </w:r>

--- a/resume.docx
+++ b/resume.docx
@@ -79,9 +79,6 @@
       <w:r>
         <w:t xml:space="preserve"> </w:t>
       </w:r>
-      <w:r>
-        <w:t xml:space="preserve"> </w:t>
-      </w:r>
     </w:p>
     <w:p>
       <w:pPr>
@@ -110,21 +107,7 @@
         <w:rPr>
           <w:rFonts w:cstheme="minorHAnsi"/>
         </w:rPr>
-        <w:t xml:space="preserve">Reduces cyber risk and operational delays by teaching best practices. Communicates technical information to non-technical people. A lifelong learner who is quick to adopt and implement new technologies. Business instructor experience brings a financial approach to </w:t>
-      </w:r>
-      <w:proofErr w:type="gramStart"/>
-      <w:r>
-        <w:rPr>
-          <w:rFonts w:cstheme="minorHAnsi"/>
-        </w:rPr>
-        <w:t>determine</w:t>
-      </w:r>
-      <w:proofErr w:type="gramEnd"/>
-      <w:r>
-        <w:rPr>
-          <w:rFonts w:cstheme="minorHAnsi"/>
-        </w:rPr>
-        <w:t xml:space="preserve"> cost-effectiveness of security controls. Continuously upskilling through certifications, home lab work, and GRC frameworks to stay current in </w:t>
+        <w:t xml:space="preserve">Reduces cyber risk and operational delays by teaching best practices. Communicates technical information to non-technical people. A lifelong learner who is quick to adopt and implement new technologies. Business instructor experience brings a financial approach to determine cost-effectiveness of security controls. Continuously upskilling through certifications, home lab work, and GRC frameworks to stay current in </w:t>
       </w:r>
       <w:r>
         <w:rPr>
@@ -267,15 +250,7 @@
         <w:t>Federal Aviation Administration for</w:t>
       </w:r>
       <w:r>
-        <w:t xml:space="preserve"> </w:t>
-      </w:r>
-      <w:proofErr w:type="gramStart"/>
-      <w:r>
-        <w:t>an</w:t>
-      </w:r>
-      <w:proofErr w:type="gramEnd"/>
-      <w:r>
-        <w:t xml:space="preserve"> ROI savings of</w:t>
+        <w:t xml:space="preserve"> an ROI savings of</w:t>
       </w:r>
       <w:r>
         <w:t xml:space="preserve"> $250,000</w:t>
@@ -718,13 +693,8 @@
           <w:b/>
         </w:rPr>
       </w:pPr>
-      <w:proofErr w:type="gramStart"/>
-      <w:r>
-        <w:t>Participated</w:t>
-      </w:r>
-      <w:proofErr w:type="gramEnd"/>
-      <w:r>
-        <w:t xml:space="preserve"> in several key projects, including: </w:t>
+      <w:r>
+        <w:t xml:space="preserve">Participated in several key projects, including: </w:t>
       </w:r>
     </w:p>
     <w:p>
@@ -1119,15 +1089,7 @@
         </w:rPr>
       </w:pPr>
       <w:r>
-        <w:t xml:space="preserve">Provided Tier 2 </w:t>
-      </w:r>
-      <w:proofErr w:type="gramStart"/>
-      <w:r>
-        <w:t>help</w:t>
-      </w:r>
-      <w:proofErr w:type="gramEnd"/>
-      <w:r>
-        <w:t xml:space="preserve"> desk support.  Installed and configured endpoints and media equipment</w:t>
+        <w:t>Provided Tier 2 help desk support.  Installed and configured endpoints and media equipment</w:t>
       </w:r>
       <w:r>
         <w:rPr>
@@ -1780,15 +1742,7 @@
     </w:p>
     <w:p>
       <w:r>
-        <w:t xml:space="preserve">The Charlotte Metro Information Systems Security Association (ISSA) is a non-profit group dedicated to providing educational and networking opportunities to members </w:t>
-      </w:r>
-      <w:proofErr w:type="gramStart"/>
-      <w:r>
-        <w:t>in order to</w:t>
-      </w:r>
-      <w:proofErr w:type="gramEnd"/>
-      <w:r>
-        <w:t xml:space="preserve"> promote the exchange of ideas, knowledge, and growth within the information security profession.</w:t>
+        <w:t>The Charlotte Metro Information Systems Security Association (ISSA) is a non-profit group dedicated to providing educational and networking opportunities to members in order to promote the exchange of ideas, knowledge, and growth within the information security profession.</w:t>
       </w:r>
     </w:p>
     <w:p/>

--- a/resume.docx
+++ b/resume.docx
@@ -79,6 +79,9 @@
       <w:r>
         <w:t xml:space="preserve"> </w:t>
       </w:r>
+      <w:r>
+        <w:t xml:space="preserve"> </w:t>
+      </w:r>
     </w:p>
     <w:p>
       <w:pPr>
@@ -107,7 +110,21 @@
         <w:rPr>
           <w:rFonts w:cstheme="minorHAnsi"/>
         </w:rPr>
-        <w:t xml:space="preserve">Reduces cyber risk and operational delays by teaching best practices. Communicates technical information to non-technical people. A lifelong learner who is quick to adopt and implement new technologies. Business instructor experience brings a financial approach to determine cost-effectiveness of security controls. Continuously upskilling through certifications, home lab work, and GRC frameworks to stay current in </w:t>
+        <w:t xml:space="preserve">Reduces cyber risk and operational delays by teaching best practices. Communicates technical information to non-technical people. A lifelong learner who is quick to adopt and implement new technologies. Business instructor experience brings a financial approach to </w:t>
+      </w:r>
+      <w:proofErr w:type="gramStart"/>
+      <w:r>
+        <w:rPr>
+          <w:rFonts w:cstheme="minorHAnsi"/>
+        </w:rPr>
+        <w:t>determine</w:t>
+      </w:r>
+      <w:proofErr w:type="gramEnd"/>
+      <w:r>
+        <w:rPr>
+          <w:rFonts w:cstheme="minorHAnsi"/>
+        </w:rPr>
+        <w:t xml:space="preserve"> cost-effectiveness of security controls. Continuously upskilling through certifications, home lab work, and GRC frameworks to stay current in </w:t>
       </w:r>
       <w:r>
         <w:rPr>
@@ -250,7 +267,15 @@
         <w:t>Federal Aviation Administration for</w:t>
       </w:r>
       <w:r>
-        <w:t xml:space="preserve"> an ROI savings of</w:t>
+        <w:t xml:space="preserve"> </w:t>
+      </w:r>
+      <w:proofErr w:type="gramStart"/>
+      <w:r>
+        <w:t>an</w:t>
+      </w:r>
+      <w:proofErr w:type="gramEnd"/>
+      <w:r>
+        <w:t xml:space="preserve"> ROI savings of</w:t>
       </w:r>
       <w:r>
         <w:t xml:space="preserve"> $250,000</w:t>
@@ -693,8 +718,13 @@
           <w:b/>
         </w:rPr>
       </w:pPr>
-      <w:r>
-        <w:t xml:space="preserve">Participated in several key projects, including: </w:t>
+      <w:proofErr w:type="gramStart"/>
+      <w:r>
+        <w:t>Participated</w:t>
+      </w:r>
+      <w:proofErr w:type="gramEnd"/>
+      <w:r>
+        <w:t xml:space="preserve"> in several key projects, including: </w:t>
       </w:r>
     </w:p>
     <w:p>
@@ -1089,7 +1119,15 @@
         </w:rPr>
       </w:pPr>
       <w:r>
-        <w:t>Provided Tier 2 help desk support.  Installed and configured endpoints and media equipment</w:t>
+        <w:t xml:space="preserve">Provided Tier 2 </w:t>
+      </w:r>
+      <w:proofErr w:type="gramStart"/>
+      <w:r>
+        <w:t>help</w:t>
+      </w:r>
+      <w:proofErr w:type="gramEnd"/>
+      <w:r>
+        <w:t xml:space="preserve"> desk support.  Installed and configured endpoints and media equipment</w:t>
       </w:r>
       <w:r>
         <w:rPr>
@@ -1742,7 +1780,15 @@
     </w:p>
     <w:p>
       <w:r>
-        <w:t>The Charlotte Metro Information Systems Security Association (ISSA) is a non-profit group dedicated to providing educational and networking opportunities to members in order to promote the exchange of ideas, knowledge, and growth within the information security profession.</w:t>
+        <w:t xml:space="preserve">The Charlotte Metro Information Systems Security Association (ISSA) is a non-profit group dedicated to providing educational and networking opportunities to members </w:t>
+      </w:r>
+      <w:proofErr w:type="gramStart"/>
+      <w:r>
+        <w:t>in order to</w:t>
+      </w:r>
+      <w:proofErr w:type="gramEnd"/>
+      <w:r>
+        <w:t xml:space="preserve"> promote the exchange of ideas, knowledge, and growth within the information security profession.</w:t>
       </w:r>
     </w:p>
     <w:p/>

--- a/resume.docx
+++ b/resume.docx
@@ -73,9 +73,6 @@
           <w:t>LinkedIn</w:t>
         </w:r>
       </w:hyperlink>
-      <w:r>
-        <w:t xml:space="preserve"> </w:t>
-      </w:r>
       <w:r>
         <w:t xml:space="preserve"> </w:t>
       </w:r>

--- a/resume.docx
+++ b/resume.docx
@@ -76,6 +76,9 @@
       <w:r>
         <w:t xml:space="preserve"> </w:t>
       </w:r>
+      <w:r>
+        <w:t xml:space="preserve"> </w:t>
+      </w:r>
     </w:p>
     <w:p>
       <w:pPr>
@@ -104,7 +107,21 @@
         <w:rPr>
           <w:rFonts w:cstheme="minorHAnsi"/>
         </w:rPr>
-        <w:t xml:space="preserve">Reduces cyber risk and operational delays by teaching best practices. Communicates technical information to non-technical people. A lifelong learner who is quick to adopt and implement new technologies. Business instructor experience brings a financial approach to determine cost-effectiveness of security controls. Continuously upskilling through certifications, home lab work, and GRC frameworks to stay current in </w:t>
+        <w:t xml:space="preserve">Reduces cyber risk and operational delays by teaching best practices. Communicates technical information to non-technical people. A lifelong learner who is quick to adopt and implement new technologies. Business instructor experience brings a financial approach to </w:t>
+      </w:r>
+      <w:proofErr w:type="gramStart"/>
+      <w:r>
+        <w:rPr>
+          <w:rFonts w:cstheme="minorHAnsi"/>
+        </w:rPr>
+        <w:t>determine</w:t>
+      </w:r>
+      <w:proofErr w:type="gramEnd"/>
+      <w:r>
+        <w:rPr>
+          <w:rFonts w:cstheme="minorHAnsi"/>
+        </w:rPr>
+        <w:t xml:space="preserve"> cost-effectiveness of security controls. Continuously upskilling through certifications, home lab work, and GRC frameworks to stay current in </w:t>
       </w:r>
       <w:r>
         <w:rPr>
@@ -247,7 +264,15 @@
         <w:t>Federal Aviation Administration for</w:t>
       </w:r>
       <w:r>
-        <w:t xml:space="preserve"> an ROI savings of</w:t>
+        <w:t xml:space="preserve"> </w:t>
+      </w:r>
+      <w:proofErr w:type="gramStart"/>
+      <w:r>
+        <w:t>an</w:t>
+      </w:r>
+      <w:proofErr w:type="gramEnd"/>
+      <w:r>
+        <w:t xml:space="preserve"> ROI savings of</w:t>
       </w:r>
       <w:r>
         <w:t xml:space="preserve"> $250,000</w:t>
@@ -690,8 +715,13 @@
           <w:b/>
         </w:rPr>
       </w:pPr>
-      <w:r>
-        <w:t xml:space="preserve">Participated in several key projects, including: </w:t>
+      <w:proofErr w:type="gramStart"/>
+      <w:r>
+        <w:t>Participated</w:t>
+      </w:r>
+      <w:proofErr w:type="gramEnd"/>
+      <w:r>
+        <w:t xml:space="preserve"> in several key projects, including: </w:t>
       </w:r>
     </w:p>
     <w:p>
@@ -1086,7 +1116,15 @@
         </w:rPr>
       </w:pPr>
       <w:r>
-        <w:t>Provided Tier 2 help desk support.  Installed and configured endpoints and media equipment</w:t>
+        <w:t xml:space="preserve">Provided Tier 2 </w:t>
+      </w:r>
+      <w:proofErr w:type="gramStart"/>
+      <w:r>
+        <w:t>help</w:t>
+      </w:r>
+      <w:proofErr w:type="gramEnd"/>
+      <w:r>
+        <w:t xml:space="preserve"> desk support.  Installed and configured endpoints and media equipment</w:t>
       </w:r>
       <w:r>
         <w:rPr>
@@ -1739,7 +1777,15 @@
     </w:p>
     <w:p>
       <w:r>
-        <w:t>The Charlotte Metro Information Systems Security Association (ISSA) is a non-profit group dedicated to providing educational and networking opportunities to members in order to promote the exchange of ideas, knowledge, and growth within the information security profession.</w:t>
+        <w:t xml:space="preserve">The Charlotte Metro Information Systems Security Association (ISSA) is a non-profit group dedicated to providing educational and networking opportunities to members </w:t>
+      </w:r>
+      <w:proofErr w:type="gramStart"/>
+      <w:r>
+        <w:t>in order to</w:t>
+      </w:r>
+      <w:proofErr w:type="gramEnd"/>
+      <w:r>
+        <w:t xml:space="preserve"> promote the exchange of ideas, knowledge, and growth within the information security profession.</w:t>
       </w:r>
     </w:p>
     <w:p/>

--- a/resume.docx
+++ b/resume.docx
@@ -76,9 +76,6 @@
       <w:r>
         <w:t xml:space="preserve"> </w:t>
       </w:r>
-      <w:r>
-        <w:t xml:space="preserve"> </w:t>
-      </w:r>
     </w:p>
     <w:p>
       <w:pPr>
@@ -107,21 +104,7 @@
         <w:rPr>
           <w:rFonts w:cstheme="minorHAnsi"/>
         </w:rPr>
-        <w:t xml:space="preserve">Reduces cyber risk and operational delays by teaching best practices. Communicates technical information to non-technical people. A lifelong learner who is quick to adopt and implement new technologies. Business instructor experience brings a financial approach to </w:t>
-      </w:r>
-      <w:proofErr w:type="gramStart"/>
-      <w:r>
-        <w:rPr>
-          <w:rFonts w:cstheme="minorHAnsi"/>
-        </w:rPr>
-        <w:t>determine</w:t>
-      </w:r>
-      <w:proofErr w:type="gramEnd"/>
-      <w:r>
-        <w:rPr>
-          <w:rFonts w:cstheme="minorHAnsi"/>
-        </w:rPr>
-        <w:t xml:space="preserve"> cost-effectiveness of security controls. Continuously upskilling through certifications, home lab work, and GRC frameworks to stay current in </w:t>
+        <w:t xml:space="preserve">Reduces cyber risk and operational delays by teaching best practices. Communicates technical information to non-technical people. A lifelong learner who is quick to adopt and implement new technologies. Business instructor experience brings a financial approach to determine cost-effectiveness of security controls. Continuously upskilling through certifications, home lab work, and GRC frameworks to stay current in </w:t>
       </w:r>
       <w:r>
         <w:rPr>
@@ -264,15 +247,7 @@
         <w:t>Federal Aviation Administration for</w:t>
       </w:r>
       <w:r>
-        <w:t xml:space="preserve"> </w:t>
-      </w:r>
-      <w:proofErr w:type="gramStart"/>
-      <w:r>
-        <w:t>an</w:t>
-      </w:r>
-      <w:proofErr w:type="gramEnd"/>
-      <w:r>
-        <w:t xml:space="preserve"> ROI savings of</w:t>
+        <w:t xml:space="preserve"> an ROI savings of</w:t>
       </w:r>
       <w:r>
         <w:t xml:space="preserve"> $250,000</w:t>
@@ -715,13 +690,8 @@
           <w:b/>
         </w:rPr>
       </w:pPr>
-      <w:proofErr w:type="gramStart"/>
-      <w:r>
-        <w:t>Participated</w:t>
-      </w:r>
-      <w:proofErr w:type="gramEnd"/>
-      <w:r>
-        <w:t xml:space="preserve"> in several key projects, including: </w:t>
+      <w:r>
+        <w:t xml:space="preserve">Participated in several key projects, including: </w:t>
       </w:r>
     </w:p>
     <w:p>
@@ -1116,15 +1086,7 @@
         </w:rPr>
       </w:pPr>
       <w:r>
-        <w:t xml:space="preserve">Provided Tier 2 </w:t>
-      </w:r>
-      <w:proofErr w:type="gramStart"/>
-      <w:r>
-        <w:t>help</w:t>
-      </w:r>
-      <w:proofErr w:type="gramEnd"/>
-      <w:r>
-        <w:t xml:space="preserve"> desk support.  Installed and configured endpoints and media equipment</w:t>
+        <w:t>Provided Tier 2 help desk support.  Installed and configured endpoints and media equipment</w:t>
       </w:r>
       <w:r>
         <w:rPr>
@@ -1777,15 +1739,7 @@
     </w:p>
     <w:p>
       <w:r>
-        <w:t xml:space="preserve">The Charlotte Metro Information Systems Security Association (ISSA) is a non-profit group dedicated to providing educational and networking opportunities to members </w:t>
-      </w:r>
-      <w:proofErr w:type="gramStart"/>
-      <w:r>
-        <w:t>in order to</w:t>
-      </w:r>
-      <w:proofErr w:type="gramEnd"/>
-      <w:r>
-        <w:t xml:space="preserve"> promote the exchange of ideas, knowledge, and growth within the information security profession.</w:t>
+        <w:t>The Charlotte Metro Information Systems Security Association (ISSA) is a non-profit group dedicated to providing educational and networking opportunities to members in order to promote the exchange of ideas, knowledge, and growth within the information security profession.</w:t>
       </w:r>
     </w:p>
     <w:p/>

--- a/resume.docx
+++ b/resume.docx
@@ -107,21 +107,7 @@
         <w:rPr>
           <w:rFonts w:cstheme="minorHAnsi"/>
         </w:rPr>
-        <w:t xml:space="preserve">Reduces cyber risk and operational delays by teaching best practices. Communicates technical information to non-technical people. A lifelong learner who is quick to adopt and implement new technologies. Business instructor experience brings a financial approach to </w:t>
-      </w:r>
-      <w:proofErr w:type="gramStart"/>
-      <w:r>
-        <w:rPr>
-          <w:rFonts w:cstheme="minorHAnsi"/>
-        </w:rPr>
-        <w:t>determine</w:t>
-      </w:r>
-      <w:proofErr w:type="gramEnd"/>
-      <w:r>
-        <w:rPr>
-          <w:rFonts w:cstheme="minorHAnsi"/>
-        </w:rPr>
-        <w:t xml:space="preserve"> cost-effectiveness of security controls. Continuously upskilling through certifications, home lab work, and GRC frameworks to stay current in </w:t>
+        <w:t xml:space="preserve">Reduces cyber risk and operational delays by teaching best practices. Communicates technical information to non-technical people. A lifelong learner who is quick to adopt and implement new technologies. Business instructor experience brings a financial approach to determine cost-effectiveness of security controls. Continuously upskilling through certifications, home lab work, and GRC frameworks to stay current in </w:t>
       </w:r>
       <w:r>
         <w:rPr>
@@ -264,15 +250,7 @@
         <w:t>Federal Aviation Administration for</w:t>
       </w:r>
       <w:r>
-        <w:t xml:space="preserve"> </w:t>
-      </w:r>
-      <w:proofErr w:type="gramStart"/>
-      <w:r>
-        <w:t>an</w:t>
-      </w:r>
-      <w:proofErr w:type="gramEnd"/>
-      <w:r>
-        <w:t xml:space="preserve"> ROI savings of</w:t>
+        <w:t xml:space="preserve"> an ROI savings of</w:t>
       </w:r>
       <w:r>
         <w:t xml:space="preserve"> $250,000</w:t>
@@ -715,13 +693,8 @@
           <w:b/>
         </w:rPr>
       </w:pPr>
-      <w:proofErr w:type="gramStart"/>
-      <w:r>
-        <w:t>Participated</w:t>
-      </w:r>
-      <w:proofErr w:type="gramEnd"/>
-      <w:r>
-        <w:t xml:space="preserve"> in several key projects, including: </w:t>
+      <w:r>
+        <w:t xml:space="preserve">Participated in several key projects, including: </w:t>
       </w:r>
     </w:p>
     <w:p>
@@ -1116,15 +1089,7 @@
         </w:rPr>
       </w:pPr>
       <w:r>
-        <w:t xml:space="preserve">Provided Tier 2 </w:t>
-      </w:r>
-      <w:proofErr w:type="gramStart"/>
-      <w:r>
-        <w:t>help</w:t>
-      </w:r>
-      <w:proofErr w:type="gramEnd"/>
-      <w:r>
-        <w:t xml:space="preserve"> desk support.  Installed and configured endpoints and media equipment</w:t>
+        <w:t>Provided Tier 2 help desk support.  Installed and configured endpoints and media equipment</w:t>
       </w:r>
       <w:r>
         <w:rPr>
@@ -1777,15 +1742,7 @@
     </w:p>
     <w:p>
       <w:r>
-        <w:t xml:space="preserve">The Charlotte Metro Information Systems Security Association (ISSA) is a non-profit group dedicated to providing educational and networking opportunities to members </w:t>
-      </w:r>
-      <w:proofErr w:type="gramStart"/>
-      <w:r>
-        <w:t>in order to</w:t>
-      </w:r>
-      <w:proofErr w:type="gramEnd"/>
-      <w:r>
-        <w:t xml:space="preserve"> promote the exchange of ideas, knowledge, and growth within the information security profession.</w:t>
+        <w:t>The Charlotte Metro Information Systems Security Association (ISSA) is a non-profit group dedicated to providing educational and networking opportunities to members in order to promote the exchange of ideas, knowledge, and growth within the information security profession.</w:t>
       </w:r>
     </w:p>
     <w:p/>

--- a/resume.docx
+++ b/resume.docx
@@ -77,7 +77,7 @@
         <w:t xml:space="preserve"> </w:t>
       </w:r>
       <w:r>
-        <w:t xml:space="preserve"> </w:t>
+        <w:t>| YouTube</w:t>
       </w:r>
     </w:p>
     <w:p>
@@ -107,21 +107,7 @@
         <w:rPr>
           <w:rFonts w:cstheme="minorHAnsi"/>
         </w:rPr>
-        <w:t xml:space="preserve">Reduces cyber risk and operational delays by teaching best practices. Communicates technical information to non-technical people. A lifelong learner who is quick to adopt and implement new technologies. Business instructor experience brings a financial approach to </w:t>
-      </w:r>
-      <w:proofErr w:type="gramStart"/>
-      <w:r>
-        <w:rPr>
-          <w:rFonts w:cstheme="minorHAnsi"/>
-        </w:rPr>
-        <w:t>determine</w:t>
-      </w:r>
-      <w:proofErr w:type="gramEnd"/>
-      <w:r>
-        <w:rPr>
-          <w:rFonts w:cstheme="minorHAnsi"/>
-        </w:rPr>
-        <w:t xml:space="preserve"> cost-effectiveness of security controls. Continuously upskilling through certifications, home lab work, and GRC frameworks to stay current in </w:t>
+        <w:t xml:space="preserve">Reduces cyber risk and operational delays by teaching best practices. Communicates technical information to non-technical people. A lifelong learner who is quick to adopt and implement new technologies. Business instructor experience brings a financial approach to determine cost-effectiveness of security controls. Continuously upskilling through certifications, home lab work, and GRC frameworks to stay current in </w:t>
       </w:r>
       <w:r>
         <w:rPr>
@@ -264,15 +250,7 @@
         <w:t>Federal Aviation Administration for</w:t>
       </w:r>
       <w:r>
-        <w:t xml:space="preserve"> </w:t>
-      </w:r>
-      <w:proofErr w:type="gramStart"/>
-      <w:r>
-        <w:t>an</w:t>
-      </w:r>
-      <w:proofErr w:type="gramEnd"/>
-      <w:r>
-        <w:t xml:space="preserve"> ROI savings of</w:t>
+        <w:t xml:space="preserve"> an ROI savings of</w:t>
       </w:r>
       <w:r>
         <w:t xml:space="preserve"> $250,000</w:t>
@@ -464,15 +442,7 @@
         <w:contextualSpacing w:val="0"/>
       </w:pPr>
       <w:r>
-        <w:t xml:space="preserve">Led an international cybersecurity course for </w:t>
-      </w:r>
-      <w:proofErr w:type="spellStart"/>
-      <w:r>
-        <w:t>Mangate</w:t>
-      </w:r>
-      <w:proofErr w:type="spellEnd"/>
-      <w:r>
-        <w:t xml:space="preserve"> (India), providing South Korean students with practical expertise in risk management, security controls, and IT security best practices.</w:t>
+        <w:t>Led an international cybersecurity course for Mangate (India), providing South Korean students with practical expertise in risk management, security controls, and IT security best practices.</w:t>
       </w:r>
     </w:p>
     <w:p>
@@ -715,13 +685,8 @@
           <w:b/>
         </w:rPr>
       </w:pPr>
-      <w:proofErr w:type="gramStart"/>
-      <w:r>
-        <w:t>Participated</w:t>
-      </w:r>
-      <w:proofErr w:type="gramEnd"/>
-      <w:r>
-        <w:t xml:space="preserve"> in several key projects, including: </w:t>
+      <w:r>
+        <w:t xml:space="preserve">Participated in several key projects, including: </w:t>
       </w:r>
     </w:p>
     <w:p>
@@ -916,23 +881,7 @@
           <w:rFonts w:cstheme="minorHAnsi"/>
           <w:b/>
         </w:rPr>
-        <w:t xml:space="preserve"> </w:t>
-      </w:r>
-      <w:proofErr w:type="spellStart"/>
-      <w:r>
-        <w:rPr>
-          <w:rFonts w:cstheme="minorHAnsi"/>
-          <w:b/>
-        </w:rPr>
-        <w:t>Abbtech</w:t>
-      </w:r>
-      <w:proofErr w:type="spellEnd"/>
-      <w:r>
-        <w:rPr>
-          <w:rFonts w:cstheme="minorHAnsi"/>
-          <w:b/>
-        </w:rPr>
-        <w:t xml:space="preserve"> Professional Services</w:t>
+        <w:t xml:space="preserve"> Abbtech Professional Services</w:t>
       </w:r>
       <w:r>
         <w:rPr>
@@ -1116,15 +1065,7 @@
         </w:rPr>
       </w:pPr>
       <w:r>
-        <w:t xml:space="preserve">Provided Tier 2 </w:t>
-      </w:r>
-      <w:proofErr w:type="gramStart"/>
-      <w:r>
-        <w:t>help</w:t>
-      </w:r>
-      <w:proofErr w:type="gramEnd"/>
-      <w:r>
-        <w:t xml:space="preserve"> desk support.  Installed and configured endpoints and media equipment</w:t>
+        <w:t>Provided Tier 2 help desk support.  Installed and configured endpoints and media equipment</w:t>
       </w:r>
       <w:r>
         <w:rPr>
@@ -1682,7 +1623,6 @@
           <w:szCs w:val="22"/>
         </w:rPr>
       </w:pPr>
-      <w:proofErr w:type="spellStart"/>
       <w:r>
         <w:rPr>
           <w:rFonts w:ascii="Calibri" w:hAnsi="Calibri" w:cstheme="minorHAnsi"/>
@@ -1691,18 +1631,7 @@
           <w:sz w:val="22"/>
           <w:szCs w:val="22"/>
         </w:rPr>
-        <w:t>Akylade</w:t>
-      </w:r>
-      <w:proofErr w:type="spellEnd"/>
-      <w:r>
-        <w:rPr>
-          <w:rFonts w:ascii="Calibri" w:hAnsi="Calibri" w:cstheme="minorHAnsi"/>
-          <w:bCs/>
-          <w:iCs/>
-          <w:sz w:val="22"/>
-          <w:szCs w:val="22"/>
-        </w:rPr>
-        <w:t xml:space="preserve"> Artificial Intelligence Security Practitioner, Cyber Resilience Fundamentals</w:t>
+        <w:t>Akylade Artificial Intelligence Security Practitioner, Cyber Resilience Fundamentals</w:t>
       </w:r>
     </w:p>
     <w:p>
@@ -1777,15 +1706,7 @@
     </w:p>
     <w:p>
       <w:r>
-        <w:t xml:space="preserve">The Charlotte Metro Information Systems Security Association (ISSA) is a non-profit group dedicated to providing educational and networking opportunities to members </w:t>
-      </w:r>
-      <w:proofErr w:type="gramStart"/>
-      <w:r>
-        <w:t>in order to</w:t>
-      </w:r>
-      <w:proofErr w:type="gramEnd"/>
-      <w:r>
-        <w:t xml:space="preserve"> promote the exchange of ideas, knowledge, and growth within the information security profession.</w:t>
+        <w:t>The Charlotte Metro Information Systems Security Association (ISSA) is a non-profit group dedicated to providing educational and networking opportunities to members in order to promote the exchange of ideas, knowledge, and growth within the information security profession.</w:t>
       </w:r>
     </w:p>
     <w:p/>

--- a/resume.docx
+++ b/resume.docx
@@ -79,6 +79,9 @@
       <w:r>
         <w:t>| YouTube</w:t>
       </w:r>
+      <w:r>
+        <w:t xml:space="preserve"> </w:t>
+      </w:r>
     </w:p>
     <w:p>
       <w:pPr>
@@ -107,7 +110,21 @@
         <w:rPr>
           <w:rFonts w:cstheme="minorHAnsi"/>
         </w:rPr>
-        <w:t xml:space="preserve">Reduces cyber risk and operational delays by teaching best practices. Communicates technical information to non-technical people. A lifelong learner who is quick to adopt and implement new technologies. Business instructor experience brings a financial approach to determine cost-effectiveness of security controls. Continuously upskilling through certifications, home lab work, and GRC frameworks to stay current in </w:t>
+        <w:t xml:space="preserve">Reduces cyber risk and operational delays by teaching best practices. Communicates technical information to non-technical people. A lifelong learner who is quick to adopt and implement new technologies. Business instructor experience brings a financial approach to </w:t>
+      </w:r>
+      <w:proofErr w:type="gramStart"/>
+      <w:r>
+        <w:rPr>
+          <w:rFonts w:cstheme="minorHAnsi"/>
+        </w:rPr>
+        <w:t>determine</w:t>
+      </w:r>
+      <w:proofErr w:type="gramEnd"/>
+      <w:r>
+        <w:rPr>
+          <w:rFonts w:cstheme="minorHAnsi"/>
+        </w:rPr>
+        <w:t xml:space="preserve"> cost-effectiveness of security controls. Continuously upskilling through certifications, home lab work, and GRC frameworks to stay current in </w:t>
       </w:r>
       <w:r>
         <w:rPr>
@@ -250,7 +267,15 @@
         <w:t>Federal Aviation Administration for</w:t>
       </w:r>
       <w:r>
-        <w:t xml:space="preserve"> an ROI savings of</w:t>
+        <w:t xml:space="preserve"> </w:t>
+      </w:r>
+      <w:proofErr w:type="gramStart"/>
+      <w:r>
+        <w:t>an</w:t>
+      </w:r>
+      <w:proofErr w:type="gramEnd"/>
+      <w:r>
+        <w:t xml:space="preserve"> ROI savings of</w:t>
       </w:r>
       <w:r>
         <w:t xml:space="preserve"> $250,000</w:t>
@@ -442,7 +467,15 @@
         <w:contextualSpacing w:val="0"/>
       </w:pPr>
       <w:r>
-        <w:t>Led an international cybersecurity course for Mangate (India), providing South Korean students with practical expertise in risk management, security controls, and IT security best practices.</w:t>
+        <w:t xml:space="preserve">Led an international cybersecurity course for </w:t>
+      </w:r>
+      <w:proofErr w:type="spellStart"/>
+      <w:r>
+        <w:t>Mangate</w:t>
+      </w:r>
+      <w:proofErr w:type="spellEnd"/>
+      <w:r>
+        <w:t xml:space="preserve"> (India), providing South Korean students with practical expertise in risk management, security controls, and IT security best practices.</w:t>
       </w:r>
     </w:p>
     <w:p>
@@ -685,8 +718,13 @@
           <w:b/>
         </w:rPr>
       </w:pPr>
-      <w:r>
-        <w:t xml:space="preserve">Participated in several key projects, including: </w:t>
+      <w:proofErr w:type="gramStart"/>
+      <w:r>
+        <w:t>Participated</w:t>
+      </w:r>
+      <w:proofErr w:type="gramEnd"/>
+      <w:r>
+        <w:t xml:space="preserve"> in several key projects, including: </w:t>
       </w:r>
     </w:p>
     <w:p>
@@ -881,7 +919,23 @@
           <w:rFonts w:cstheme="minorHAnsi"/>
           <w:b/>
         </w:rPr>
-        <w:t xml:space="preserve"> Abbtech Professional Services</w:t>
+        <w:t xml:space="preserve"> </w:t>
+      </w:r>
+      <w:proofErr w:type="spellStart"/>
+      <w:r>
+        <w:rPr>
+          <w:rFonts w:cstheme="minorHAnsi"/>
+          <w:b/>
+        </w:rPr>
+        <w:t>Abbtech</w:t>
+      </w:r>
+      <w:proofErr w:type="spellEnd"/>
+      <w:r>
+        <w:rPr>
+          <w:rFonts w:cstheme="minorHAnsi"/>
+          <w:b/>
+        </w:rPr>
+        <w:t xml:space="preserve"> Professional Services</w:t>
       </w:r>
       <w:r>
         <w:rPr>
@@ -1065,7 +1119,15 @@
         </w:rPr>
       </w:pPr>
       <w:r>
-        <w:t>Provided Tier 2 help desk support.  Installed and configured endpoints and media equipment</w:t>
+        <w:t xml:space="preserve">Provided Tier 2 </w:t>
+      </w:r>
+      <w:proofErr w:type="gramStart"/>
+      <w:r>
+        <w:t>help</w:t>
+      </w:r>
+      <w:proofErr w:type="gramEnd"/>
+      <w:r>
+        <w:t xml:space="preserve"> desk support.  Installed and configured endpoints and media equipment</w:t>
       </w:r>
       <w:r>
         <w:rPr>
@@ -1623,6 +1685,7 @@
           <w:szCs w:val="22"/>
         </w:rPr>
       </w:pPr>
+      <w:proofErr w:type="spellStart"/>
       <w:r>
         <w:rPr>
           <w:rFonts w:ascii="Calibri" w:hAnsi="Calibri" w:cstheme="minorHAnsi"/>
@@ -1631,7 +1694,18 @@
           <w:sz w:val="22"/>
           <w:szCs w:val="22"/>
         </w:rPr>
-        <w:t>Akylade Artificial Intelligence Security Practitioner, Cyber Resilience Fundamentals</w:t>
+        <w:t>Akylade</w:t>
+      </w:r>
+      <w:proofErr w:type="spellEnd"/>
+      <w:r>
+        <w:rPr>
+          <w:rFonts w:ascii="Calibri" w:hAnsi="Calibri" w:cstheme="minorHAnsi"/>
+          <w:bCs/>
+          <w:iCs/>
+          <w:sz w:val="22"/>
+          <w:szCs w:val="22"/>
+        </w:rPr>
+        <w:t xml:space="preserve"> Artificial Intelligence Security Practitioner, Cyber Resilience Fundamentals</w:t>
       </w:r>
     </w:p>
     <w:p>
@@ -1706,7 +1780,15 @@
     </w:p>
     <w:p>
       <w:r>
-        <w:t>The Charlotte Metro Information Systems Security Association (ISSA) is a non-profit group dedicated to providing educational and networking opportunities to members in order to promote the exchange of ideas, knowledge, and growth within the information security profession.</w:t>
+        <w:t xml:space="preserve">The Charlotte Metro Information Systems Security Association (ISSA) is a non-profit group dedicated to providing educational and networking opportunities to members </w:t>
+      </w:r>
+      <w:proofErr w:type="gramStart"/>
+      <w:r>
+        <w:t>in order to</w:t>
+      </w:r>
+      <w:proofErr w:type="gramEnd"/>
+      <w:r>
+        <w:t xml:space="preserve"> promote the exchange of ideas, knowledge, and growth within the information security profession.</w:t>
       </w:r>
     </w:p>
     <w:p/>

--- a/resume.docx
+++ b/resume.docx
@@ -40,6 +40,15 @@
           <w:spacing w:val="40"/>
         </w:rPr>
       </w:pPr>
+      <w:r>
+        <w:rPr>
+          <w:rFonts w:eastAsia="Georgia" w:cs="Calibri"/>
+          <w:b/>
+          <w:smallCaps/>
+          <w:spacing w:val="40"/>
+        </w:rPr>
+        <w:t>Cyber Security Researcher</w:t>
+      </w:r>
     </w:p>
     <w:p>
       <w:pPr>
@@ -49,23 +58,26 @@
         <w:jc w:val="center"/>
       </w:pPr>
       <w:r>
-        <w:t>(425) 245-4899 |</w:t>
-      </w:r>
-      <w:r>
-        <w:t xml:space="preserve"> </w:t>
-      </w:r>
-      <w:hyperlink r:id="rId6" w:history="1">
-        <w:r>
-          <w:rPr>
-            <w:rStyle w:val="Hyperlink"/>
-          </w:rPr>
-          <w:t>Donald.gardner4321@gmail.com</w:t>
-        </w:r>
-      </w:hyperlink>
+        <w:t>(425) 245-4899 | Charlotte, NC</w:t>
+      </w:r>
       <w:r>
         <w:t xml:space="preserve"> | </w:t>
       </w:r>
-      <w:hyperlink r:id="rId7">
+      <w:r>
+        <w:t>Donald.</w:t>
+      </w:r>
+      <w:r>
+        <w:t>gardner4321@gmail.com</w:t>
+      </w:r>
+    </w:p>
+    <w:p>
+      <w:pPr>
+        <w:tabs>
+          <w:tab w:val="right" w:pos="10080"/>
+        </w:tabs>
+        <w:jc w:val="center"/>
+      </w:pPr>
+      <w:hyperlink r:id="rId6">
         <w:r>
           <w:rPr>
             <w:rStyle w:val="Hyperlink"/>
@@ -74,14 +86,16 @@
         </w:r>
       </w:hyperlink>
       <w:r>
-        <w:t xml:space="preserve"> </w:t>
-      </w:r>
-      <w:r>
-        <w:t>| YouTube</w:t>
-      </w:r>
-      <w:r>
-        <w:t xml:space="preserve"> </w:t>
-      </w:r>
+        <w:t xml:space="preserve"> | </w:t>
+      </w:r>
+      <w:hyperlink r:id="rId7">
+        <w:r>
+          <w:rPr>
+            <w:rStyle w:val="Hyperlink"/>
+          </w:rPr>
+          <w:t>Video Portfolio</w:t>
+        </w:r>
+      </w:hyperlink>
     </w:p>
     <w:p>
       <w:pPr>
@@ -124,19 +138,7 @@
         <w:rPr>
           <w:rFonts w:cstheme="minorHAnsi"/>
         </w:rPr>
-        <w:t xml:space="preserve"> cost-effectiveness of security controls. Continuously upskilling through certifications, home lab work, and GRC frameworks to stay current in </w:t>
-      </w:r>
-      <w:r>
-        <w:rPr>
-          <w:rFonts w:cstheme="minorHAnsi"/>
-        </w:rPr>
-        <w:t>GRC</w:t>
-      </w:r>
-      <w:r>
-        <w:rPr>
-          <w:rFonts w:cstheme="minorHAnsi"/>
-        </w:rPr>
-        <w:t xml:space="preserve"> and cybersecurity.</w:t>
+        <w:t xml:space="preserve"> cost-effectiveness of security controls. Continuously upskilling through certifications, home lab work, and GRC frameworks to stay current in GRC and cybersecurity.</w:t>
       </w:r>
     </w:p>
     <w:p>
@@ -192,28 +194,7 @@
         </w:numPr>
       </w:pPr>
       <w:r>
-        <w:rPr>
-          <w:rFonts w:cstheme="minorHAnsi"/>
-        </w:rPr>
-        <w:t>Managed cyber security program</w:t>
-      </w:r>
-      <w:r>
-        <w:rPr>
-          <w:rFonts w:cstheme="minorHAnsi"/>
-        </w:rPr>
-        <w:t xml:space="preserve"> for small businesses using </w:t>
-      </w:r>
-      <w:r>
-        <w:rPr>
-          <w:rFonts w:cstheme="minorHAnsi"/>
-        </w:rPr>
-        <w:t>industry</w:t>
-      </w:r>
-      <w:r>
-        <w:rPr>
-          <w:rFonts w:cstheme="minorHAnsi"/>
-        </w:rPr>
-        <w:t xml:space="preserve"> framework.</w:t>
+        <w:t>Leveraging AI to design, develop, and deploy an AWS cloud-hosted resume project.</w:t>
       </w:r>
     </w:p>
     <w:p>
@@ -225,25 +206,34 @@
         </w:numPr>
       </w:pPr>
       <w:r>
-        <w:t>Leveraged</w:t>
-      </w:r>
-      <w:r>
-        <w:t xml:space="preserve"> AI</w:t>
-      </w:r>
-      <w:r>
-        <w:t xml:space="preserve"> [Amazon Q]</w:t>
-      </w:r>
-      <w:r>
-        <w:t xml:space="preserve"> for </w:t>
-      </w:r>
-      <w:r>
-        <w:t xml:space="preserve">AWS </w:t>
-      </w:r>
-      <w:r>
-        <w:t>project</w:t>
-      </w:r>
-      <w:r>
-        <w:t>.</w:t>
+        <w:rPr>
+          <w:rFonts w:cstheme="minorHAnsi"/>
+        </w:rPr>
+        <w:t>Prepar</w:t>
+      </w:r>
+      <w:r>
+        <w:rPr>
+          <w:rFonts w:cstheme="minorHAnsi"/>
+        </w:rPr>
+        <w:t>ed</w:t>
+      </w:r>
+      <w:r>
+        <w:rPr>
+          <w:rFonts w:cstheme="minorHAnsi"/>
+        </w:rPr>
+        <w:t xml:space="preserve"> system security plan for</w:t>
+      </w:r>
+      <w:r>
+        <w:rPr>
+          <w:rFonts w:cstheme="minorHAnsi"/>
+        </w:rPr>
+        <w:t xml:space="preserve"> </w:t>
+      </w:r>
+      <w:r>
+        <w:rPr>
+          <w:rFonts w:cstheme="minorHAnsi"/>
+        </w:rPr>
+        <w:t>small businesses using the CIS IG1 framework.</w:t>
       </w:r>
     </w:p>
     <w:p>
@@ -253,35 +243,41 @@
           <w:ilvl w:val="0"/>
           <w:numId w:val="2"/>
         </w:numPr>
-      </w:pPr>
-      <w:r>
-        <w:t>Recognized</w:t>
-      </w:r>
-      <w:r>
-        <w:t xml:space="preserve"> by</w:t>
-      </w:r>
-      <w:r>
-        <w:t xml:space="preserve"> </w:t>
-      </w:r>
-      <w:r>
-        <w:t>Federal Aviation Administration for</w:t>
-      </w:r>
-      <w:r>
-        <w:t xml:space="preserve"> </w:t>
-      </w:r>
-      <w:proofErr w:type="gramStart"/>
-      <w:r>
-        <w:t>an</w:t>
-      </w:r>
-      <w:proofErr w:type="gramEnd"/>
-      <w:r>
-        <w:t xml:space="preserve"> ROI savings of</w:t>
-      </w:r>
-      <w:r>
-        <w:t xml:space="preserve"> $250,000</w:t>
+        <w:contextualSpacing w:val="0"/>
+      </w:pPr>
+      <w:r>
+        <w:t>Developed scripts in Linux and Python</w:t>
       </w:r>
       <w:r>
         <w:t>.</w:t>
+      </w:r>
+    </w:p>
+    <w:p>
+      <w:pPr>
+        <w:pStyle w:val="ListParagraph"/>
+        <w:numPr>
+          <w:ilvl w:val="0"/>
+          <w:numId w:val="2"/>
+        </w:numPr>
+        <w:contextualSpacing w:val="0"/>
+      </w:pPr>
+      <w:r>
+        <w:rPr>
+          <w:rFonts w:cstheme="minorHAnsi"/>
+        </w:rPr>
+        <w:t>Upgraded skills using a VMware home lab focused on ethical hacking and security testing.</w:t>
+      </w:r>
+    </w:p>
+    <w:p>
+      <w:pPr>
+        <w:pStyle w:val="ListParagraph"/>
+        <w:numPr>
+          <w:ilvl w:val="0"/>
+          <w:numId w:val="2"/>
+        </w:numPr>
+      </w:pPr>
+      <w:r>
+        <w:t>Saved government agency $250,000 by designing and building monitoring system for Microwave Landing System using an in-house solution. Bonus for exceeding project requirements.</w:t>
       </w:r>
     </w:p>
     <w:p>
@@ -329,6 +325,51 @@
           <w:b/>
           <w:bCs/>
         </w:rPr>
+        <w:t>Fractional Governance Risk and Compliance Analyst | Caldera Cyber Security Services</w:t>
+      </w:r>
+      <w:r>
+        <w:rPr>
+          <w:b/>
+          <w:bCs/>
+        </w:rPr>
+        <w:tab/>
+      </w:r>
+      <w:r>
+        <w:t xml:space="preserve">7/2026 </w:t>
+      </w:r>
+      <w:r>
+        <w:t>–</w:t>
+      </w:r>
+      <w:r>
+        <w:t xml:space="preserve"> present</w:t>
+      </w:r>
+    </w:p>
+    <w:p>
+      <w:pPr>
+        <w:tabs>
+          <w:tab w:val="left" w:pos="8280"/>
+          <w:tab w:val="right" w:pos="10080"/>
+        </w:tabs>
+        <w:ind w:left="461" w:hanging="274"/>
+        <w:rPr>
+          <w:b/>
+          <w:bCs/>
+        </w:rPr>
+      </w:pPr>
+    </w:p>
+    <w:p>
+      <w:pPr>
+        <w:tabs>
+          <w:tab w:val="left" w:pos="8280"/>
+          <w:tab w:val="right" w:pos="10080"/>
+        </w:tabs>
+        <w:ind w:left="461" w:hanging="274"/>
+      </w:pPr>
+      <w:r>
+        <w:rPr>
+          <w:b/>
+          <w:bCs/>
+        </w:rPr>
         <w:t xml:space="preserve">Fractional </w:t>
       </w:r>
       <w:r>
@@ -370,7 +411,13 @@
         <w:t>–</w:t>
       </w:r>
       <w:r>
-        <w:t xml:space="preserve"> present</w:t>
+        <w:t xml:space="preserve"> </w:t>
+      </w:r>
+      <w:r>
+        <w:t>6/</w:t>
+      </w:r>
+      <w:r>
+        <w:t>2026</w:t>
       </w:r>
     </w:p>
     <w:p>
@@ -383,22 +430,25 @@
         <w:contextualSpacing w:val="0"/>
       </w:pPr>
       <w:r>
-        <w:t xml:space="preserve">Led a CIS IG1 security assessment that elevated a medical practice’s security </w:t>
-      </w:r>
-      <w:r>
-        <w:t xml:space="preserve">level </w:t>
-      </w:r>
-      <w:r>
-        <w:t xml:space="preserve">from Tier 1 to Tier 2 by </w:t>
-      </w:r>
-      <w:r>
-        <w:t>doing a gap analy</w:t>
-      </w:r>
-      <w:r>
-        <w:t>sis and proposing steps for remediation</w:t>
-      </w:r>
-      <w:r>
-        <w:t>.</w:t>
+        <w:t>Led a CIS IG1-</w:t>
+      </w:r>
+      <w:r>
+        <w:t>security</w:t>
+      </w:r>
+      <w:r>
+        <w:t xml:space="preserve"> audit that raised a small business's security </w:t>
+      </w:r>
+      <w:r>
+        <w:t>posture</w:t>
+      </w:r>
+      <w:r>
+        <w:t xml:space="preserve"> from Tier 1 to Tier 2 by identifying critical gaps</w:t>
+      </w:r>
+      <w:r>
+        <w:t xml:space="preserve"> such as missing backups and </w:t>
+      </w:r>
+      <w:r>
+        <w:t>outdated systems.</w:t>
       </w:r>
     </w:p>
     <w:p>
@@ -411,37 +461,15 @@
         <w:contextualSpacing w:val="0"/>
       </w:pPr>
       <w:r>
-        <w:t xml:space="preserve">Architected a serverless AWS solution hosting a </w:t>
-      </w:r>
-      <w:r>
-        <w:t>trackable storage requirement</w:t>
-      </w:r>
-      <w:r>
-        <w:t xml:space="preserve"> in</w:t>
-      </w:r>
-      <w:r>
-        <w:t xml:space="preserve"> an</w:t>
-      </w:r>
-      <w:r>
-        <w:t xml:space="preserve"> S3</w:t>
-      </w:r>
-      <w:r>
-        <w:t xml:space="preserve"> bucket</w:t>
-      </w:r>
-      <w:r>
-        <w:t xml:space="preserve"> with visitor tracking </w:t>
-      </w:r>
-      <w:r>
-        <w:t>using</w:t>
-      </w:r>
-      <w:r>
-        <w:t xml:space="preserve"> Lambda and DynamoDB</w:t>
-      </w:r>
-      <w:r>
-        <w:t xml:space="preserve"> database</w:t>
-      </w:r>
-      <w:r>
-        <w:t>, custom DNS using Route 53, and metrics visualization through a CloudFront Analytics Dashboard integrated with Amazon CloudWatch.</w:t>
+        <w:t xml:space="preserve">Taught a cybersecurity course for </w:t>
+      </w:r>
+      <w:proofErr w:type="spellStart"/>
+      <w:r>
+        <w:t>Mangate</w:t>
+      </w:r>
+      <w:proofErr w:type="spellEnd"/>
+      <w:r>
+        <w:t xml:space="preserve"> (India), instructing students from South Korea on risk management, security controls, and best practices in IT security.</w:t>
       </w:r>
     </w:p>
     <w:p>
@@ -454,67 +482,17 @@
         <w:contextualSpacing w:val="0"/>
       </w:pPr>
       <w:r>
-        <w:t>Automated infrastructure provisioning using Terraform (Infrastructure as Code) to enable repeatable deployments, configuration consistency, and disaster recovery readiness.</w:t>
+        <w:t>Collaborated on vulnerability assessments for MAI Capital Management, analyzing security risks in Google Analytics and browser plugins.</w:t>
       </w:r>
     </w:p>
     <w:p>
       <w:pPr>
         <w:pStyle w:val="ListParagraph"/>
-        <w:numPr>
-          <w:ilvl w:val="0"/>
-          <w:numId w:val="3"/>
-        </w:numPr>
         <w:contextualSpacing w:val="0"/>
-      </w:pPr>
-      <w:r>
-        <w:t xml:space="preserve">Led an international cybersecurity course for </w:t>
-      </w:r>
-      <w:proofErr w:type="spellStart"/>
-      <w:r>
-        <w:t>Mangate</w:t>
-      </w:r>
-      <w:proofErr w:type="spellEnd"/>
-      <w:r>
-        <w:t xml:space="preserve"> (India), providing South Korean students with practical expertise in risk management, security controls, and IT security best practices.</w:t>
-      </w:r>
-    </w:p>
-    <w:p>
-      <w:pPr>
-        <w:pStyle w:val="ListParagraph"/>
-        <w:numPr>
-          <w:ilvl w:val="0"/>
-          <w:numId w:val="3"/>
-        </w:numPr>
-        <w:contextualSpacing w:val="0"/>
-      </w:pPr>
-      <w:r>
-        <w:t>Conducted vulnerability assessment activities for MAI Capital Management, analyzing security risks associated with Google Analytics configurations and browser extensions.</w:t>
-      </w:r>
-      <w:r>
-        <w:t xml:space="preserve"> </w:t>
-      </w:r>
-    </w:p>
-    <w:p>
-      <w:pPr>
-        <w:pStyle w:val="ListParagraph"/>
-        <w:numPr>
-          <w:ilvl w:val="0"/>
-          <w:numId w:val="3"/>
-        </w:numPr>
-        <w:contextualSpacing w:val="0"/>
-      </w:pPr>
-      <w:r>
-        <w:rPr>
-          <w:rFonts w:cstheme="minorHAnsi"/>
-        </w:rPr>
-        <w:t>Pursued continuous professional development by operating a VMware-based home lab to validate security controls and deepen practical understanding of ethical hacking techniques.</w:t>
-      </w:r>
-      <w:r>
-        <w:rPr>
-          <w:rFonts w:cstheme="minorHAnsi"/>
-        </w:rPr>
-        <w:br/>
-      </w:r>
+        <w:rPr>
+          <w:rFonts w:cstheme="minorHAnsi"/>
+        </w:rPr>
+      </w:pPr>
     </w:p>
     <w:p>
       <w:pPr>
@@ -1227,14 +1205,7 @@
           <w:rFonts w:cstheme="minorHAnsi"/>
           <w:bCs/>
         </w:rPr>
-        <w:t>9/2016 – 4/20</w:t>
-      </w:r>
-      <w:r>
-        <w:rPr>
-          <w:rFonts w:cstheme="minorHAnsi"/>
-          <w:bCs/>
-        </w:rPr>
-        <w:t>19</w:t>
+        <w:t>9/2016 – 4/2022</w:t>
       </w:r>
     </w:p>
     <w:p>
@@ -2632,7 +2603,7 @@
     <w:lsdException w:name="E-mail Signature" w:semiHidden="1" w:unhideWhenUsed="1"/>
     <w:lsdException w:name="HTML Top of Form" w:semiHidden="1" w:unhideWhenUsed="1"/>
     <w:lsdException w:name="HTML Bottom of Form" w:semiHidden="1" w:unhideWhenUsed="1"/>
-    <w:lsdException w:name="Normal (Web)" w:semiHidden="1" w:unhideWhenUsed="1"/>
+    <w:lsdException w:name="Normal (Web)" w:semiHidden="1" w:uiPriority="0" w:unhideWhenUsed="1"/>
     <w:lsdException w:name="HTML Acronym" w:semiHidden="1" w:unhideWhenUsed="1"/>
     <w:lsdException w:name="HTML Address" w:semiHidden="1" w:unhideWhenUsed="1"/>
     <w:lsdException w:name="HTML Cite" w:semiHidden="1" w:unhideWhenUsed="1"/>
@@ -3179,7 +3150,6 @@
   <w:style w:type="paragraph" w:styleId="NormalWeb">
     <w:name w:val="Normal (Web)"/>
     <w:basedOn w:val="Normal"/>
-    <w:uiPriority w:val="99"/>
     <w:unhideWhenUsed/>
     <w:qFormat/>
     <w:rsid w:val="00F65D99"/>
@@ -3419,11 +3389,6 @@
       <w:sz w:val="19"/>
       <w:szCs w:val="19"/>
     </w:rPr>
-  </w:style>
-  <w:style w:type="character" w:customStyle="1" w:styleId="whitespace-normal">
-    <w:name w:val="whitespace-normal"/>
-    <w:basedOn w:val="DefaultParagraphFont"/>
-    <w:rsid w:val="007636ED"/>
   </w:style>
 </w:styles>
 </file>

--- a/resume.docx
+++ b/resume.docx
@@ -1,6 +1,6 @@
 
 <file path=word/document.xml><?xml version="1.0" encoding="utf-8"?>
-<w:document xmlns:wpc="http://schemas.microsoft.com/office/word/2010/wordprocessingCanvas" xmlns:cx="http://schemas.microsoft.com/office/drawing/2014/chartex" xmlns:cx1="http://schemas.microsoft.com/office/drawing/2015/9/8/chartex" xmlns:cx2="http://schemas.microsoft.com/office/drawing/2015/10/21/chartex" xmlns:cx3="http://schemas.microsoft.com/office/drawing/2016/5/9/chartex" xmlns:cx4="http://schemas.microsoft.com/office/drawing/2016/5/10/chartex" xmlns:cx5="http://schemas.microsoft.com/office/drawing/2016/5/11/chartex" xmlns:cx6="http://schemas.microsoft.com/office/drawing/2016/5/12/chartex" xmlns:cx7="http://schemas.microsoft.com/office/drawing/2016/5/13/chartex" xmlns:cx8="http://schemas.microsoft.com/office/drawing/2016/5/14/chartex" xmlns:mc="http://schemas.openxmlformats.org/markup-compatibility/2006" xmlns:aink="http://schemas.microsoft.com/office/drawing/2016/ink" xmlns:am3d="http://schemas.microsoft.com/office/drawing/2017/model3d" xmlns:o="urn:schemas-microsoft-com:office:office" xmlns:oel="http://schemas.microsoft.com/office/2019/extlst" xmlns:r="http://schemas.openxmlformats.org/officeDocument/2006/relationships" xmlns:m="http://schemas.openxmlformats.org/officeDocument/2006/math" xmlns:v="urn:schemas-microsoft-com:vml" xmlns:wp14="http://schemas.microsoft.com/office/word/2010/wordprocessingDrawing" xmlns:wp="http://schemas.openxmlformats.org/drawingml/2006/wordprocessingDrawing" xmlns:w10="urn:schemas-microsoft-com:office:word" xmlns:w="http://schemas.openxmlformats.org/wordprocessingml/2006/main" xmlns:w14="http://schemas.microsoft.com/office/word/2010/wordml" xmlns:w15="http://schemas.microsoft.com/office/word/2012/wordml" xmlns:w16cex="http://schemas.microsoft.com/office/word/2018/wordml/cex" xmlns:w16cid="http://schemas.microsoft.com/office/word/2016/wordml/cid" xmlns:w16="http://schemas.microsoft.com/office/word/2018/wordml" xmlns:w16du="http://schemas.microsoft.com/office/word/2023/wordml/word16du" xmlns:w16sdtdh="http://schemas.microsoft.com/office/word/2020/wordml/sdtdatahash" xmlns:w16sdtfl="http://schemas.microsoft.com/office/word/2024/wordml/sdtformatlock" xmlns:w16se="http://schemas.microsoft.com/office/word/2015/wordml/symex" xmlns:wpg="http://schemas.microsoft.com/office/word/2010/wordprocessingGroup" xmlns:wpi="http://schemas.microsoft.com/office/word/2010/wordprocessingInk" xmlns:wne="http://schemas.microsoft.com/office/word/2006/wordml" xmlns:wps="http://schemas.microsoft.com/office/word/2010/wordprocessingShape" mc:Ignorable="w14 w15 w16se w16cid w16 w16cex w16sdtdh w16sdtfl w16du wp14">
+<w:document xmlns:wpc="http://schemas.microsoft.com/office/word/2010/wordprocessingCanvas" xmlns:cx="http://schemas.microsoft.com/office/drawing/2014/chartex" xmlns:cx1="http://schemas.microsoft.com/office/drawing/2015/9/8/chartex" xmlns:cx2="http://schemas.microsoft.com/office/drawing/2015/10/21/chartex" xmlns:cx3="http://schemas.microsoft.com/office/drawing/2016/5/9/chartex" xmlns:cx4="http://schemas.microsoft.com/office/drawing/2016/5/10/chartex" xmlns:cx5="http://schemas.microsoft.com/office/drawing/2016/5/11/chartex" xmlns:cx6="http://schemas.microsoft.com/office/drawing/2016/5/12/chartex" xmlns:cx7="http://schemas.microsoft.com/office/drawing/2016/5/13/chartex" xmlns:cx8="http://schemas.microsoft.com/office/drawing/2016/5/14/chartex" xmlns:mc="http://schemas.openxmlformats.org/markup-compatibility/2006" xmlns:aink="http://schemas.microsoft.com/office/drawing/2016/ink" xmlns:am3d="http://schemas.microsoft.com/office/drawing/2017/model3d" xmlns:o="urn:schemas-microsoft-com:office:office" xmlns:oel="http://schemas.microsoft.com/office/2019/extlst" xmlns:r="http://schemas.openxmlformats.org/officeDocument/2006/relationships" xmlns:m="http://schemas.openxmlformats.org/officeDocument/2006/math" xmlns:v="urn:schemas-microsoft-com:vml" xmlns:wp14="http://schemas.microsoft.com/office/word/2010/wordprocessingDrawing" xmlns:wp="http://schemas.openxmlformats.org/drawingml/2006/wordprocessingDrawing" xmlns:w10="urn:schemas-microsoft-com:office:word" xmlns:w="http://schemas.openxmlformats.org/wordprocessingml/2006/main" xmlns:w14="http://schemas.microsoft.com/office/word/2010/wordml" xmlns:w15="http://schemas.microsoft.com/office/word/2012/wordml" xmlns:w16cei="http://schemas.microsoft.com/office/word/2026/wordml/cei" xmlns:w16cex="http://schemas.microsoft.com/office/word/2018/wordml/cex" xmlns:w16cid="http://schemas.microsoft.com/office/word/2016/wordml/cid" xmlns:w16="http://schemas.microsoft.com/office/word/2018/wordml" xmlns:w16du="http://schemas.microsoft.com/office/word/2023/wordml/word16du" xmlns:w16sdtdh="http://schemas.microsoft.com/office/word/2020/wordml/sdtdatahash" xmlns:w16sdtfl="http://schemas.microsoft.com/office/word/2024/wordml/sdtformatlock" xmlns:w16se="http://schemas.microsoft.com/office/word/2015/wordml/symex" xmlns:wpg="http://schemas.microsoft.com/office/word/2010/wordprocessingGroup" xmlns:wpi="http://schemas.microsoft.com/office/word/2010/wordprocessingInk" xmlns:wne="http://schemas.microsoft.com/office/word/2006/wordml" xmlns:wps="http://schemas.microsoft.com/office/word/2010/wordprocessingShape" mc:Ignorable="w14 w15 w16se w16cid w16 w16cex w16sdtdh w16sdtfl w16du wp14">
   <w:background w:color="FFFFFF"/>
   <w:body>
     <w:p>
@@ -47,7 +47,16 @@
           <w:smallCaps/>
           <w:spacing w:val="40"/>
         </w:rPr>
-        <w:t>Cyber Security Researcher</w:t>
+        <w:t>Governance Risk and Com</w:t>
+      </w:r>
+      <w:r>
+        <w:rPr>
+          <w:rFonts w:eastAsia="Georgia" w:cs="Calibri"/>
+          <w:b/>
+          <w:smallCaps/>
+          <w:spacing w:val="40"/>
+        </w:rPr>
+        <w:t>pliance Analyst</w:t>
       </w:r>
     </w:p>
     <w:p>
@@ -64,10 +73,10 @@
         <w:t xml:space="preserve"> | </w:t>
       </w:r>
       <w:r>
-        <w:t>Donald.</w:t>
-      </w:r>
-      <w:r>
-        <w:t>gardner4321@gmail.com</w:t>
+        <w:t>d</w:t>
+      </w:r>
+      <w:r>
+        <w:t>gardner@calderacyber.com</w:t>
       </w:r>
     </w:p>
     <w:p>
@@ -124,21 +133,7 @@
         <w:rPr>
           <w:rFonts w:cstheme="minorHAnsi"/>
         </w:rPr>
-        <w:t xml:space="preserve">Reduces cyber risk and operational delays by teaching best practices. Communicates technical information to non-technical people. A lifelong learner who is quick to adopt and implement new technologies. Business instructor experience brings a financial approach to </w:t>
-      </w:r>
-      <w:proofErr w:type="gramStart"/>
-      <w:r>
-        <w:rPr>
-          <w:rFonts w:cstheme="minorHAnsi"/>
-        </w:rPr>
-        <w:t>determine</w:t>
-      </w:r>
-      <w:proofErr w:type="gramEnd"/>
-      <w:r>
-        <w:rPr>
-          <w:rFonts w:cstheme="minorHAnsi"/>
-        </w:rPr>
-        <w:t xml:space="preserve"> cost-effectiveness of security controls. Continuously upskilling through certifications, home lab work, and GRC frameworks to stay current in GRC and cybersecurity.</w:t>
+        <w:t>Reduces cyber risk and operational delays by teaching best practices. Communicates technical information to non-technical people. A lifelong learner who is quick to adopt and implement new technologies. Business instructor experience brings a financial approach to determine cost-effectiveness of security controls. Continuously upskilling through certifications, home lab work, and GRC frameworks to stay current in GRC and cybersecurity.</w:t>
       </w:r>
     </w:p>
     <w:p>
@@ -461,15 +456,7 @@
         <w:contextualSpacing w:val="0"/>
       </w:pPr>
       <w:r>
-        <w:t xml:space="preserve">Taught a cybersecurity course for </w:t>
-      </w:r>
-      <w:proofErr w:type="spellStart"/>
-      <w:r>
-        <w:t>Mangate</w:t>
-      </w:r>
-      <w:proofErr w:type="spellEnd"/>
-      <w:r>
-        <w:t xml:space="preserve"> (India), instructing students from South Korea on risk management, security controls, and best practices in IT security.</w:t>
+        <w:t>Taught a cybersecurity course for Mangate (India), instructing students from South Korea on risk management, security controls, and best practices in IT security.</w:t>
       </w:r>
     </w:p>
     <w:p>
@@ -696,13 +683,8 @@
           <w:b/>
         </w:rPr>
       </w:pPr>
-      <w:proofErr w:type="gramStart"/>
-      <w:r>
-        <w:t>Participated</w:t>
-      </w:r>
-      <w:proofErr w:type="gramEnd"/>
-      <w:r>
-        <w:t xml:space="preserve"> in several key projects, including: </w:t>
+      <w:r>
+        <w:t xml:space="preserve">Participated in several key projects, including: </w:t>
       </w:r>
     </w:p>
     <w:p>
@@ -897,23 +879,7 @@
           <w:rFonts w:cstheme="minorHAnsi"/>
           <w:b/>
         </w:rPr>
-        <w:t xml:space="preserve"> </w:t>
-      </w:r>
-      <w:proofErr w:type="spellStart"/>
-      <w:r>
-        <w:rPr>
-          <w:rFonts w:cstheme="minorHAnsi"/>
-          <w:b/>
-        </w:rPr>
-        <w:t>Abbtech</w:t>
-      </w:r>
-      <w:proofErr w:type="spellEnd"/>
-      <w:r>
-        <w:rPr>
-          <w:rFonts w:cstheme="minorHAnsi"/>
-          <w:b/>
-        </w:rPr>
-        <w:t xml:space="preserve"> Professional Services</w:t>
+        <w:t xml:space="preserve"> Abbtech Professional Services</w:t>
       </w:r>
       <w:r>
         <w:rPr>
@@ -1097,15 +1063,7 @@
         </w:rPr>
       </w:pPr>
       <w:r>
-        <w:t xml:space="preserve">Provided Tier 2 </w:t>
-      </w:r>
-      <w:proofErr w:type="gramStart"/>
-      <w:r>
-        <w:t>help</w:t>
-      </w:r>
-      <w:proofErr w:type="gramEnd"/>
-      <w:r>
-        <w:t xml:space="preserve"> desk support.  Installed and configured endpoints and media equipment</w:t>
+        <w:t>Provided Tier 2 help desk support.  Installed and configured endpoints and media equipment</w:t>
       </w:r>
       <w:r>
         <w:rPr>
@@ -1656,7 +1614,6 @@
           <w:szCs w:val="22"/>
         </w:rPr>
       </w:pPr>
-      <w:proofErr w:type="spellStart"/>
       <w:r>
         <w:rPr>
           <w:rFonts w:ascii="Calibri" w:hAnsi="Calibri" w:cstheme="minorHAnsi"/>
@@ -1665,18 +1622,7 @@
           <w:sz w:val="22"/>
           <w:szCs w:val="22"/>
         </w:rPr>
-        <w:t>Akylade</w:t>
-      </w:r>
-      <w:proofErr w:type="spellEnd"/>
-      <w:r>
-        <w:rPr>
-          <w:rFonts w:ascii="Calibri" w:hAnsi="Calibri" w:cstheme="minorHAnsi"/>
-          <w:bCs/>
-          <w:iCs/>
-          <w:sz w:val="22"/>
-          <w:szCs w:val="22"/>
-        </w:rPr>
-        <w:t xml:space="preserve"> Artificial Intelligence Security Practitioner, Cyber Resilience Fundamentals</w:t>
+        <w:t>Akylade Artificial Intelligence Security Practitioner, Cyber Resilience Fundamentals</w:t>
       </w:r>
     </w:p>
     <w:p>
@@ -1751,15 +1697,7 @@
     </w:p>
     <w:p>
       <w:r>
-        <w:t xml:space="preserve">The Charlotte Metro Information Systems Security Association (ISSA) is a non-profit group dedicated to providing educational and networking opportunities to members </w:t>
-      </w:r>
-      <w:proofErr w:type="gramStart"/>
-      <w:r>
-        <w:t>in order to</w:t>
-      </w:r>
-      <w:proofErr w:type="gramEnd"/>
-      <w:r>
-        <w:t xml:space="preserve"> promote the exchange of ideas, knowledge, and growth within the information security profession.</w:t>
+        <w:t>The Charlotte Metro Information Systems Security Association (ISSA) is a non-profit group dedicated to providing educational and networking opportunities to members in order to promote the exchange of ideas, knowledge, and growth within the information security profession.</w:t>
       </w:r>
     </w:p>
     <w:p/>
@@ -1775,7 +1713,7 @@
 </file>
 
 <file path=word/numbering.xml><?xml version="1.0" encoding="utf-8"?>
-<w:numbering xmlns:wpc="http://schemas.microsoft.com/office/word/2010/wordprocessingCanvas" xmlns:cx="http://schemas.microsoft.com/office/drawing/2014/chartex" xmlns:cx1="http://schemas.microsoft.com/office/drawing/2015/9/8/chartex" xmlns:cx2="http://schemas.microsoft.com/office/drawing/2015/10/21/chartex" xmlns:cx3="http://schemas.microsoft.com/office/drawing/2016/5/9/chartex" xmlns:cx4="http://schemas.microsoft.com/office/drawing/2016/5/10/chartex" xmlns:cx5="http://schemas.microsoft.com/office/drawing/2016/5/11/chartex" xmlns:cx6="http://schemas.microsoft.com/office/drawing/2016/5/12/chartex" xmlns:cx7="http://schemas.microsoft.com/office/drawing/2016/5/13/chartex" xmlns:cx8="http://schemas.microsoft.com/office/drawing/2016/5/14/chartex" xmlns:mc="http://schemas.openxmlformats.org/markup-compatibility/2006" xmlns:aink="http://schemas.microsoft.com/office/drawing/2016/ink" xmlns:am3d="http://schemas.microsoft.com/office/drawing/2017/model3d" xmlns:o="urn:schemas-microsoft-com:office:office" xmlns:oel="http://schemas.microsoft.com/office/2019/extlst" xmlns:r="http://schemas.openxmlformats.org/officeDocument/2006/relationships" xmlns:m="http://schemas.openxmlformats.org/officeDocument/2006/math" xmlns:v="urn:schemas-microsoft-com:vml" xmlns:wp14="http://schemas.microsoft.com/office/word/2010/wordprocessingDrawing" xmlns:wp="http://schemas.openxmlformats.org/drawingml/2006/wordprocessingDrawing" xmlns:w10="urn:schemas-microsoft-com:office:word" xmlns:w="http://schemas.openxmlformats.org/wordprocessingml/2006/main" xmlns:w14="http://schemas.microsoft.com/office/word/2010/wordml" xmlns:w15="http://schemas.microsoft.com/office/word/2012/wordml" xmlns:w16cex="http://schemas.microsoft.com/office/word/2018/wordml/cex" xmlns:w16cid="http://schemas.microsoft.com/office/word/2016/wordml/cid" xmlns:w16="http://schemas.microsoft.com/office/word/2018/wordml" xmlns:w16du="http://schemas.microsoft.com/office/word/2023/wordml/word16du" xmlns:w16sdtdh="http://schemas.microsoft.com/office/word/2020/wordml/sdtdatahash" xmlns:w16sdtfl="http://schemas.microsoft.com/office/word/2024/wordml/sdtformatlock" xmlns:w16se="http://schemas.microsoft.com/office/word/2015/wordml/symex" xmlns:wpg="http://schemas.microsoft.com/office/word/2010/wordprocessingGroup" xmlns:wpi="http://schemas.microsoft.com/office/word/2010/wordprocessingInk" xmlns:wne="http://schemas.microsoft.com/office/word/2006/wordml" xmlns:wps="http://schemas.microsoft.com/office/word/2010/wordprocessingShape" mc:Ignorable="w14 w15 w16se w16cid w16 w16cex w16sdtdh w16sdtfl w16du wp14">
+<w:numbering xmlns:wpc="http://schemas.microsoft.com/office/word/2010/wordprocessingCanvas" xmlns:cx="http://schemas.microsoft.com/office/drawing/2014/chartex" xmlns:cx1="http://schemas.microsoft.com/office/drawing/2015/9/8/chartex" xmlns:cx2="http://schemas.microsoft.com/office/drawing/2015/10/21/chartex" xmlns:cx3="http://schemas.microsoft.com/office/drawing/2016/5/9/chartex" xmlns:cx4="http://schemas.microsoft.com/office/drawing/2016/5/10/chartex" xmlns:cx5="http://schemas.microsoft.com/office/drawing/2016/5/11/chartex" xmlns:cx6="http://schemas.microsoft.com/office/drawing/2016/5/12/chartex" xmlns:cx7="http://schemas.microsoft.com/office/drawing/2016/5/13/chartex" xmlns:cx8="http://schemas.microsoft.com/office/drawing/2016/5/14/chartex" xmlns:mc="http://schemas.openxmlformats.org/markup-compatibility/2006" xmlns:aink="http://schemas.microsoft.com/office/drawing/2016/ink" xmlns:am3d="http://schemas.microsoft.com/office/drawing/2017/model3d" xmlns:o="urn:schemas-microsoft-com:office:office" xmlns:oel="http://schemas.microsoft.com/office/2019/extlst" xmlns:r="http://schemas.openxmlformats.org/officeDocument/2006/relationships" xmlns:m="http://schemas.openxmlformats.org/officeDocument/2006/math" xmlns:v="urn:schemas-microsoft-com:vml" xmlns:wp14="http://schemas.microsoft.com/office/word/2010/wordprocessingDrawing" xmlns:wp="http://schemas.openxmlformats.org/drawingml/2006/wordprocessingDrawing" xmlns:w10="urn:schemas-microsoft-com:office:word" xmlns:w="http://schemas.openxmlformats.org/wordprocessingml/2006/main" xmlns:w14="http://schemas.microsoft.com/office/word/2010/wordml" xmlns:w15="http://schemas.microsoft.com/office/word/2012/wordml" xmlns:w16cei="http://schemas.microsoft.com/office/word/2026/wordml/cei" xmlns:w16cex="http://schemas.microsoft.com/office/word/2018/wordml/cex" xmlns:w16cid="http://schemas.microsoft.com/office/word/2016/wordml/cid" xmlns:w16="http://schemas.microsoft.com/office/word/2018/wordml" xmlns:w16du="http://schemas.microsoft.com/office/word/2023/wordml/word16du" xmlns:w16sdtdh="http://schemas.microsoft.com/office/word/2020/wordml/sdtdatahash" xmlns:w16sdtfl="http://schemas.microsoft.com/office/word/2024/wordml/sdtformatlock" xmlns:w16se="http://schemas.microsoft.com/office/word/2015/wordml/symex" xmlns:wpg="http://schemas.microsoft.com/office/word/2010/wordprocessingGroup" xmlns:wpi="http://schemas.microsoft.com/office/word/2010/wordprocessingInk" xmlns:wne="http://schemas.microsoft.com/office/word/2006/wordml" xmlns:wps="http://schemas.microsoft.com/office/word/2010/wordprocessingShape" mc:Ignorable="w14 w15 w16se w16cid w16 w16cex w16sdtdh w16sdtfl w16du wp14">
   <w:abstractNum w:abstractNumId="0" w15:restartNumberingAfterBreak="0">
     <w:nsid w:val="318166A0"/>
     <w:multiLevelType w:val="multilevel"/>

--- a/resume.docx
+++ b/resume.docx
@@ -73,10 +73,7 @@
         <w:t xml:space="preserve"> | </w:t>
       </w:r>
       <w:r>
-        <w:t>d</w:t>
-      </w:r>
-      <w:r>
-        <w:t>gardner@calderacyber.com</w:t>
+        <w:t>donaldgardner4321@gmail.com</w:t>
       </w:r>
     </w:p>
     <w:p>
@@ -189,7 +186,62 @@
         </w:numPr>
       </w:pPr>
       <w:r>
-        <w:t>Leveraging AI to design, develop, and deploy an AWS cloud-hosted resume project.</w:t>
+        <w:t xml:space="preserve">Leveraged </w:t>
+      </w:r>
+      <w:r>
+        <w:rPr>
+          <w:b/>
+          <w:bCs/>
+        </w:rPr>
+        <w:t>Amazon Q</w:t>
+      </w:r>
+      <w:r>
+        <w:t xml:space="preserve"> to implement a cloud-hosted website on AWS.</w:t>
+      </w:r>
+    </w:p>
+    <w:p>
+      <w:pPr>
+        <w:pStyle w:val="ListParagraph"/>
+        <w:numPr>
+          <w:ilvl w:val="0"/>
+          <w:numId w:val="2"/>
+        </w:numPr>
+      </w:pPr>
+      <w:r>
+        <w:t>Configured DNS and automated deployments with a CI/CD pipeline.</w:t>
+      </w:r>
+    </w:p>
+    <w:p>
+      <w:pPr>
+        <w:pStyle w:val="ListParagraph"/>
+        <w:numPr>
+          <w:ilvl w:val="0"/>
+          <w:numId w:val="2"/>
+        </w:numPr>
+      </w:pPr>
+      <w:r>
+        <w:t>Currently implementing GitHub OIDC and least-privilege IAM</w:t>
+      </w:r>
+      <w:r>
+        <w:t>.</w:t>
+      </w:r>
+    </w:p>
+    <w:p>
+      <w:pPr>
+        <w:pStyle w:val="ListParagraph"/>
+        <w:numPr>
+          <w:ilvl w:val="0"/>
+          <w:numId w:val="2"/>
+        </w:numPr>
+        <w:rPr>
+          <w:rFonts w:cstheme="minorHAnsi"/>
+          <w:b/>
+          <w:smallCaps/>
+          <w:spacing w:val="40"/>
+        </w:rPr>
+      </w:pPr>
+      <w:r>
+        <w:t>Extending the project to Microsoft Azure with a custom domain and automated deployment.</w:t>
       </w:r>
     </w:p>
     <w:p>
@@ -277,7 +329,6 @@
     </w:p>
     <w:p>
       <w:pPr>
-        <w:jc w:val="center"/>
         <w:rPr>
           <w:rFonts w:cstheme="minorHAnsi"/>
           <w:b/>
@@ -724,29 +775,9 @@
         </w:numPr>
         <w:spacing w:line="264" w:lineRule="auto"/>
         <w:contextualSpacing w:val="0"/>
-        <w:rPr>
-          <w:rFonts w:cstheme="minorHAnsi"/>
-          <w:b/>
-        </w:rPr>
       </w:pPr>
       <w:r>
         <w:t>iQ4 certification. Collaborated in a team of five to deliver nine presentations on the NIST framework.</w:t>
-      </w:r>
-    </w:p>
-    <w:p>
-      <w:pPr>
-        <w:tabs>
-          <w:tab w:val="left" w:pos="8280"/>
-          <w:tab w:val="right" w:pos="10080"/>
-        </w:tabs>
-        <w:ind w:left="720" w:hanging="533"/>
-        <w:rPr>
-          <w:rFonts w:cstheme="minorHAnsi"/>
-          <w:bCs/>
-        </w:rPr>
-      </w:pPr>
-      <w:r>
-        <w:br w:type="page"/>
       </w:r>
     </w:p>
     <w:p>
@@ -1715,6 +1746,119 @@
 <file path=word/numbering.xml><?xml version="1.0" encoding="utf-8"?>
 <w:numbering xmlns:wpc="http://schemas.microsoft.com/office/word/2010/wordprocessingCanvas" xmlns:cx="http://schemas.microsoft.com/office/drawing/2014/chartex" xmlns:cx1="http://schemas.microsoft.com/office/drawing/2015/9/8/chartex" xmlns:cx2="http://schemas.microsoft.com/office/drawing/2015/10/21/chartex" xmlns:cx3="http://schemas.microsoft.com/office/drawing/2016/5/9/chartex" xmlns:cx4="http://schemas.microsoft.com/office/drawing/2016/5/10/chartex" xmlns:cx5="http://schemas.microsoft.com/office/drawing/2016/5/11/chartex" xmlns:cx6="http://schemas.microsoft.com/office/drawing/2016/5/12/chartex" xmlns:cx7="http://schemas.microsoft.com/office/drawing/2016/5/13/chartex" xmlns:cx8="http://schemas.microsoft.com/office/drawing/2016/5/14/chartex" xmlns:mc="http://schemas.openxmlformats.org/markup-compatibility/2006" xmlns:aink="http://schemas.microsoft.com/office/drawing/2016/ink" xmlns:am3d="http://schemas.microsoft.com/office/drawing/2017/model3d" xmlns:o="urn:schemas-microsoft-com:office:office" xmlns:oel="http://schemas.microsoft.com/office/2019/extlst" xmlns:r="http://schemas.openxmlformats.org/officeDocument/2006/relationships" xmlns:m="http://schemas.openxmlformats.org/officeDocument/2006/math" xmlns:v="urn:schemas-microsoft-com:vml" xmlns:wp14="http://schemas.microsoft.com/office/word/2010/wordprocessingDrawing" xmlns:wp="http://schemas.openxmlformats.org/drawingml/2006/wordprocessingDrawing" xmlns:w10="urn:schemas-microsoft-com:office:word" xmlns:w="http://schemas.openxmlformats.org/wordprocessingml/2006/main" xmlns:w14="http://schemas.microsoft.com/office/word/2010/wordml" xmlns:w15="http://schemas.microsoft.com/office/word/2012/wordml" xmlns:w16cei="http://schemas.microsoft.com/office/word/2026/wordml/cei" xmlns:w16cex="http://schemas.microsoft.com/office/word/2018/wordml/cex" xmlns:w16cid="http://schemas.microsoft.com/office/word/2016/wordml/cid" xmlns:w16="http://schemas.microsoft.com/office/word/2018/wordml" xmlns:w16du="http://schemas.microsoft.com/office/word/2023/wordml/word16du" xmlns:w16sdtdh="http://schemas.microsoft.com/office/word/2020/wordml/sdtdatahash" xmlns:w16sdtfl="http://schemas.microsoft.com/office/word/2024/wordml/sdtformatlock" xmlns:w16se="http://schemas.microsoft.com/office/word/2015/wordml/symex" xmlns:wpg="http://schemas.microsoft.com/office/word/2010/wordprocessingGroup" xmlns:wpi="http://schemas.microsoft.com/office/word/2010/wordprocessingInk" xmlns:wne="http://schemas.microsoft.com/office/word/2006/wordml" xmlns:wps="http://schemas.microsoft.com/office/word/2010/wordprocessingShape" mc:Ignorable="w14 w15 w16se w16cid w16 w16cex w16sdtdh w16sdtfl w16du wp14">
   <w:abstractNum w:abstractNumId="0" w15:restartNumberingAfterBreak="0">
+    <w:nsid w:val="1FA35EEC"/>
+    <w:multiLevelType w:val="hybridMultilevel"/>
+    <w:tmpl w:val="C11CCDCA"/>
+    <w:lvl w:ilvl="0" w:tplc="04090001">
+      <w:start w:val="1"/>
+      <w:numFmt w:val="bullet"/>
+      <w:lvlText w:val=""/>
+      <w:lvlJc w:val="left"/>
+      <w:pPr>
+        <w:ind w:left="720" w:hanging="360"/>
+      </w:pPr>
+      <w:rPr>
+        <w:rFonts w:ascii="Symbol" w:hAnsi="Symbol" w:hint="default"/>
+      </w:rPr>
+    </w:lvl>
+    <w:lvl w:ilvl="1" w:tplc="04090003" w:tentative="1">
+      <w:start w:val="1"/>
+      <w:numFmt w:val="bullet"/>
+      <w:lvlText w:val="o"/>
+      <w:lvlJc w:val="left"/>
+      <w:pPr>
+        <w:ind w:left="1440" w:hanging="360"/>
+      </w:pPr>
+      <w:rPr>
+        <w:rFonts w:ascii="Courier New" w:hAnsi="Courier New" w:cs="Courier New" w:hint="default"/>
+      </w:rPr>
+    </w:lvl>
+    <w:lvl w:ilvl="2" w:tplc="04090005" w:tentative="1">
+      <w:start w:val="1"/>
+      <w:numFmt w:val="bullet"/>
+      <w:lvlText w:val=""/>
+      <w:lvlJc w:val="left"/>
+      <w:pPr>
+        <w:ind w:left="2160" w:hanging="360"/>
+      </w:pPr>
+      <w:rPr>
+        <w:rFonts w:ascii="Wingdings" w:hAnsi="Wingdings" w:hint="default"/>
+      </w:rPr>
+    </w:lvl>
+    <w:lvl w:ilvl="3" w:tplc="04090001" w:tentative="1">
+      <w:start w:val="1"/>
+      <w:numFmt w:val="bullet"/>
+      <w:lvlText w:val=""/>
+      <w:lvlJc w:val="left"/>
+      <w:pPr>
+        <w:ind w:left="2880" w:hanging="360"/>
+      </w:pPr>
+      <w:rPr>
+        <w:rFonts w:ascii="Symbol" w:hAnsi="Symbol" w:hint="default"/>
+      </w:rPr>
+    </w:lvl>
+    <w:lvl w:ilvl="4" w:tplc="04090003" w:tentative="1">
+      <w:start w:val="1"/>
+      <w:numFmt w:val="bullet"/>
+      <w:lvlText w:val="o"/>
+      <w:lvlJc w:val="left"/>
+      <w:pPr>
+        <w:ind w:left="3600" w:hanging="360"/>
+      </w:pPr>
+      <w:rPr>
+        <w:rFonts w:ascii="Courier New" w:hAnsi="Courier New" w:cs="Courier New" w:hint="default"/>
+      </w:rPr>
+    </w:lvl>
+    <w:lvl w:ilvl="5" w:tplc="04090005" w:tentative="1">
+      <w:start w:val="1"/>
+      <w:numFmt w:val="bullet"/>
+      <w:lvlText w:val=""/>
+      <w:lvlJc w:val="left"/>
+      <w:pPr>
+        <w:ind w:left="4320" w:hanging="360"/>
+      </w:pPr>
+      <w:rPr>
+        <w:rFonts w:ascii="Wingdings" w:hAnsi="Wingdings" w:hint="default"/>
+      </w:rPr>
+    </w:lvl>
+    <w:lvl w:ilvl="6" w:tplc="04090001" w:tentative="1">
+      <w:start w:val="1"/>
+      <w:numFmt w:val="bullet"/>
+      <w:lvlText w:val=""/>
+      <w:lvlJc w:val="left"/>
+      <w:pPr>
+        <w:ind w:left="5040" w:hanging="360"/>
+      </w:pPr>
+      <w:rPr>
+        <w:rFonts w:ascii="Symbol" w:hAnsi="Symbol" w:hint="default"/>
+      </w:rPr>
+    </w:lvl>
+    <w:lvl w:ilvl="7" w:tplc="04090003" w:tentative="1">
+      <w:start w:val="1"/>
+      <w:numFmt w:val="bullet"/>
+      <w:lvlText w:val="o"/>
+      <w:lvlJc w:val="left"/>
+      <w:pPr>
+        <w:ind w:left="5760" w:hanging="360"/>
+      </w:pPr>
+      <w:rPr>
+        <w:rFonts w:ascii="Courier New" w:hAnsi="Courier New" w:cs="Courier New" w:hint="default"/>
+      </w:rPr>
+    </w:lvl>
+    <w:lvl w:ilvl="8" w:tplc="04090005" w:tentative="1">
+      <w:start w:val="1"/>
+      <w:numFmt w:val="bullet"/>
+      <w:lvlText w:val=""/>
+      <w:lvlJc w:val="left"/>
+      <w:pPr>
+        <w:ind w:left="6480" w:hanging="360"/>
+      </w:pPr>
+      <w:rPr>
+        <w:rFonts w:ascii="Wingdings" w:hAnsi="Wingdings" w:hint="default"/>
+      </w:rPr>
+    </w:lvl>
+  </w:abstractNum>
+  <w:abstractNum w:abstractNumId="1" w15:restartNumberingAfterBreak="0">
     <w:nsid w:val="318166A0"/>
     <w:multiLevelType w:val="multilevel"/>
     <w:tmpl w:val="CC4C3F8A"/>
@@ -1854,7 +1998,7 @@
       </w:rPr>
     </w:lvl>
   </w:abstractNum>
-  <w:abstractNum w:abstractNumId="1" w15:restartNumberingAfterBreak="0">
+  <w:abstractNum w:abstractNumId="2" w15:restartNumberingAfterBreak="0">
     <w:nsid w:val="4DEF071A"/>
     <w:multiLevelType w:val="hybridMultilevel"/>
     <w:tmpl w:val="8C1A57E8"/>
@@ -1996,7 +2140,7 @@
       </w:rPr>
     </w:lvl>
   </w:abstractNum>
-  <w:abstractNum w:abstractNumId="2" w15:restartNumberingAfterBreak="0">
+  <w:abstractNum w:abstractNumId="3" w15:restartNumberingAfterBreak="0">
     <w:nsid w:val="502A1C6A"/>
     <w:multiLevelType w:val="multilevel"/>
     <w:tmpl w:val="6E9A990C"/>
@@ -2118,7 +2262,7 @@
       </w:pPr>
     </w:lvl>
   </w:abstractNum>
-  <w:abstractNum w:abstractNumId="3" w15:restartNumberingAfterBreak="0">
+  <w:abstractNum w:abstractNumId="4" w15:restartNumberingAfterBreak="0">
     <w:nsid w:val="6AAE68F7"/>
     <w:multiLevelType w:val="multilevel"/>
     <w:tmpl w:val="1BC01BDC"/>
@@ -2262,7 +2406,7 @@
       </w:rPr>
     </w:lvl>
   </w:abstractNum>
-  <w:abstractNum w:abstractNumId="4" w15:restartNumberingAfterBreak="0">
+  <w:abstractNum w:abstractNumId="5" w15:restartNumberingAfterBreak="0">
     <w:nsid w:val="6CB243BA"/>
     <w:multiLevelType w:val="multilevel"/>
     <w:tmpl w:val="FCFC08C2"/>
@@ -2412,19 +2556,22 @@
     </w:lvl>
   </w:abstractNum>
   <w:num w:numId="1" w16cid:durableId="200481488">
+    <w:abstractNumId w:val="4"/>
+  </w:num>
+  <w:num w:numId="2" w16cid:durableId="1523788533">
+    <w:abstractNumId w:val="5"/>
+  </w:num>
+  <w:num w:numId="3" w16cid:durableId="213659601">
+    <w:abstractNumId w:val="1"/>
+  </w:num>
+  <w:num w:numId="4" w16cid:durableId="946962085">
     <w:abstractNumId w:val="3"/>
   </w:num>
-  <w:num w:numId="2" w16cid:durableId="1523788533">
-    <w:abstractNumId w:val="4"/>
-  </w:num>
-  <w:num w:numId="3" w16cid:durableId="213659601">
-    <w:abstractNumId w:val="0"/>
-  </w:num>
-  <w:num w:numId="4" w16cid:durableId="946962085">
+  <w:num w:numId="5" w16cid:durableId="64187398">
     <w:abstractNumId w:val="2"/>
   </w:num>
-  <w:num w:numId="5" w16cid:durableId="64187398">
-    <w:abstractNumId w:val="1"/>
+  <w:num w:numId="6" w16cid:durableId="826243584">
+    <w:abstractNumId w:val="0"/>
   </w:num>
 </w:numbering>
 </file>
@@ -2831,7 +2978,6 @@
   <w:style w:type="character" w:default="1" w:styleId="DefaultParagraphFont">
     <w:name w:val="Default Paragraph Font"/>
     <w:uiPriority w:val="1"/>
-    <w:semiHidden/>
     <w:unhideWhenUsed/>
   </w:style>
   <w:style w:type="table" w:default="1" w:styleId="TableNormal">

--- a/resume.docx
+++ b/resume.docx
@@ -233,24 +233,6 @@
           <w:ilvl w:val="0"/>
           <w:numId w:val="2"/>
         </w:numPr>
-        <w:rPr>
-          <w:rFonts w:cstheme="minorHAnsi"/>
-          <w:b/>
-          <w:smallCaps/>
-          <w:spacing w:val="40"/>
-        </w:rPr>
-      </w:pPr>
-      <w:r>
-        <w:t>Extending the project to Microsoft Azure with a custom domain and automated deployment.</w:t>
-      </w:r>
-    </w:p>
-    <w:p>
-      <w:pPr>
-        <w:pStyle w:val="ListParagraph"/>
-        <w:numPr>
-          <w:ilvl w:val="0"/>
-          <w:numId w:val="2"/>
-        </w:numPr>
       </w:pPr>
       <w:r>
         <w:rPr>
@@ -797,7 +779,6 @@
           <w:rFonts w:cstheme="minorHAnsi"/>
           <w:b/>
         </w:rPr>
-        <w:lastRenderedPageBreak/>
         <w:t xml:space="preserve">CISO and System Administrator </w:t>
       </w:r>
       <w:r>
@@ -842,6 +823,7 @@
         </w:rPr>
       </w:pPr>
       <w:r>
+        <w:lastRenderedPageBreak/>
         <w:t>Chief Information Security Officer and website administrator for front-end and back-end of website.</w:t>
       </w:r>
     </w:p>
@@ -2978,6 +2960,7 @@
   <w:style w:type="character" w:default="1" w:styleId="DefaultParagraphFont">
     <w:name w:val="Default Paragraph Font"/>
     <w:uiPriority w:val="1"/>
+    <w:semiHidden/>
     <w:unhideWhenUsed/>
   </w:style>
   <w:style w:type="table" w:default="1" w:styleId="TableNormal">
